--- a/Weifan_Zhu_CV.docx
+++ b/Weifan_Zhu_CV.docx
@@ -1,6 +1,6 @@
 
 <file path=word/document.xml><?xml version="1.0" encoding="utf-8"?>
-<w:document xmlns:wpc="http://schemas.microsoft.com/office/word/2010/wordprocessingCanvas" xmlns:cx="http://schemas.microsoft.com/office/drawing/2014/chartex" xmlns:cx1="http://schemas.microsoft.com/office/drawing/2015/9/8/chartex" xmlns:cx2="http://schemas.microsoft.com/office/drawing/2015/10/21/chartex" xmlns:cx3="http://schemas.microsoft.com/office/drawing/2016/5/9/chartex" xmlns:cx4="http://schemas.microsoft.com/office/drawing/2016/5/10/chartex" xmlns:cx5="http://schemas.microsoft.com/office/drawing/2016/5/11/chartex" xmlns:cx6="http://schemas.microsoft.com/office/drawing/2016/5/12/chartex" xmlns:cx7="http://schemas.microsoft.com/office/drawing/2016/5/13/chartex" xmlns:cx8="http://schemas.microsoft.com/office/drawing/2016/5/14/chartex" xmlns:mc="http://schemas.openxmlformats.org/markup-compatibility/2006" xmlns:aink="http://schemas.microsoft.com/office/drawing/2016/ink" xmlns:am3d="http://schemas.microsoft.com/office/drawing/2017/model3d" xmlns:o="urn:schemas-microsoft-com:office:office" xmlns:r="http://schemas.openxmlformats.org/officeDocument/2006/relationships" xmlns:m="http://schemas.openxmlformats.org/officeDocument/2006/math" xmlns:v="urn:schemas-microsoft-com:vml" xmlns:wp14="http://schemas.microsoft.com/office/word/2010/wordprocessingDrawing" xmlns:wp="http://schemas.openxmlformats.org/drawingml/2006/wordprocessingDrawing" xmlns:w10="urn:schemas-microsoft-com:office:word" xmlns:w="http://schemas.openxmlformats.org/wordprocessingml/2006/main" xmlns:w14="http://schemas.microsoft.com/office/word/2010/wordml" xmlns:w15="http://schemas.microsoft.com/office/word/2012/wordml" xmlns:w16cid="http://schemas.microsoft.com/office/word/2016/wordml/cid" xmlns:w16se="http://schemas.microsoft.com/office/word/2015/wordml/symex" xmlns:wpg="http://schemas.microsoft.com/office/word/2010/wordprocessingGroup" xmlns:wpi="http://schemas.microsoft.com/office/word/2010/wordprocessingInk" xmlns:wne="http://schemas.microsoft.com/office/word/2006/wordml" xmlns:wps="http://schemas.microsoft.com/office/word/2010/wordprocessingShape" mc:Ignorable="w14 w15 w16se w16cid wp14">
+<w:document xmlns:wpc="http://schemas.microsoft.com/office/word/2010/wordprocessingCanvas" xmlns:cx="http://schemas.microsoft.com/office/drawing/2014/chartex" xmlns:cx1="http://schemas.microsoft.com/office/drawing/2015/9/8/chartex" xmlns:cx2="http://schemas.microsoft.com/office/drawing/2015/10/21/chartex" xmlns:cx3="http://schemas.microsoft.com/office/drawing/2016/5/9/chartex" xmlns:cx4="http://schemas.microsoft.com/office/drawing/2016/5/10/chartex" xmlns:cx5="http://schemas.microsoft.com/office/drawing/2016/5/11/chartex" xmlns:cx6="http://schemas.microsoft.com/office/drawing/2016/5/12/chartex" xmlns:cx7="http://schemas.microsoft.com/office/drawing/2016/5/13/chartex" xmlns:cx8="http://schemas.microsoft.com/office/drawing/2016/5/14/chartex" xmlns:mc="http://schemas.openxmlformats.org/markup-compatibility/2006" xmlns:aink="http://schemas.microsoft.com/office/drawing/2016/ink" xmlns:am3d="http://schemas.microsoft.com/office/drawing/2017/model3d" xmlns:o="urn:schemas-microsoft-com:office:office" xmlns:oel="http://schemas.microsoft.com/office/2019/extlst" xmlns:r="http://schemas.openxmlformats.org/officeDocument/2006/relationships" xmlns:m="http://schemas.openxmlformats.org/officeDocument/2006/math" xmlns:v="urn:schemas-microsoft-com:vml" xmlns:wp14="http://schemas.microsoft.com/office/word/2010/wordprocessingDrawing" xmlns:wp="http://schemas.openxmlformats.org/drawingml/2006/wordprocessingDrawing" xmlns:w10="urn:schemas-microsoft-com:office:word" xmlns:w="http://schemas.openxmlformats.org/wordprocessingml/2006/main" xmlns:w14="http://schemas.microsoft.com/office/word/2010/wordml" xmlns:w15="http://schemas.microsoft.com/office/word/2012/wordml" xmlns:w16cei="http://schemas.microsoft.com/office/word/2026/wordml/cei" xmlns:w16cex="http://schemas.microsoft.com/office/word/2018/wordml/cex" xmlns:w16cid="http://schemas.microsoft.com/office/word/2016/wordml/cid" xmlns:w16="http://schemas.microsoft.com/office/word/2018/wordml" xmlns:w16du="http://schemas.microsoft.com/office/word/2023/wordml/word16du" xmlns:w16sdtdh="http://schemas.microsoft.com/office/word/2020/wordml/sdtdatahash" xmlns:w16sdtfl="http://schemas.microsoft.com/office/word/2024/wordml/sdtformatlock" xmlns:w16se="http://schemas.microsoft.com/office/word/2015/wordml/symex" xmlns:wpg="http://schemas.microsoft.com/office/word/2010/wordprocessingGroup" xmlns:wpi="http://schemas.microsoft.com/office/word/2010/wordprocessingInk" xmlns:wne="http://schemas.microsoft.com/office/word/2006/wordml" xmlns:wps="http://schemas.microsoft.com/office/word/2010/wordprocessingShape" mc:Ignorable="w14 w15 w16se w16cid w16 w16cex w16sdtdh w16sdtfl w16du wp14">
   <w:body>
     <w:p>
       <w:pPr>
@@ -23,11 +23,14 @@
       <w:pPr>
         <w:spacing w:after="20"/>
         <w:jc w:val="center"/>
-      </w:pPr>
-      <w:r>
-        <w:rPr>
-          <w:rFonts w:eastAsia="Times New Roman"/>
+        <w:rPr>
           <w:sz w:val="21"/>
+        </w:rPr>
+      </w:pPr>
+      <w:r>
+        <w:rPr>
+          <w:rFonts w:eastAsia="Times New Roman"/>
+          <w:sz w:val="20"/>
         </w:rPr>
         <w:t>Center for Correlated Matter and School of Physics, Zhejiang University, Hangzhou 310058, China</w:t>
       </w:r>
@@ -36,17 +39,14 @@
       <w:pPr>
         <w:spacing w:after="160"/>
         <w:jc w:val="center"/>
-        <w:rPr>
-          <w:sz w:val="24"/>
-        </w:rPr>
       </w:pPr>
       <w:r>
         <w:rPr>
           <w:noProof/>
-          <w:sz w:val="32"/>
+          <w:sz w:val="28"/>
         </w:rPr>
         <w:drawing>
-          <wp:inline distT="0" distB="0" distL="0" distR="0" wp14:anchorId="5173A4C7" wp14:editId="5C8550D7">
+          <wp:inline distT="0" distB="0" distL="0" distR="0" wp14:anchorId="173F9B55" wp14:editId="7E36CD24">
             <wp:extent cx="123181" cy="123181"/>
             <wp:effectExtent l="0" t="0" r="0" b="0"/>
             <wp:docPr id="1" name="Picture 1"/>
@@ -61,7 +61,7 @@
                     <pic:cNvPicPr/>
                   </pic:nvPicPr>
                   <pic:blipFill>
-                    <a:blip r:embed="rId6"/>
+                    <a:blip r:embed="rId8"/>
                     <a:stretch>
                       <a:fillRect/>
                     </a:stretch>
@@ -84,17 +84,61 @@
       <w:r>
         <w:rPr>
           <w:rFonts w:eastAsia="Times New Roman"/>
-          <w:sz w:val="21"/>
-        </w:rPr>
-        <w:t xml:space="preserve"> +86-15541127689   </w:t>
+          <w:sz w:val="20"/>
+        </w:rPr>
+        <w:t xml:space="preserve"> +86</w:t>
+      </w:r>
+      <w:r>
+        <w:rPr>
+          <w:rFonts w:eastAsia="宋体" w:hint="eastAsia"/>
+          <w:sz w:val="20"/>
+          <w:lang w:eastAsia="zh-CN"/>
+        </w:rPr>
+        <w:t xml:space="preserve"> </w:t>
+      </w:r>
+      <w:r>
+        <w:rPr>
+          <w:rFonts w:eastAsia="Times New Roman"/>
+          <w:sz w:val="20"/>
+        </w:rPr>
+        <w:t>155</w:t>
+      </w:r>
+      <w:r>
+        <w:rPr>
+          <w:rFonts w:eastAsia="宋体" w:hint="eastAsia"/>
+          <w:sz w:val="20"/>
+          <w:lang w:eastAsia="zh-CN"/>
+        </w:rPr>
+        <w:t>-</w:t>
+      </w:r>
+      <w:r>
+        <w:rPr>
+          <w:rFonts w:eastAsia="Times New Roman"/>
+          <w:sz w:val="20"/>
+        </w:rPr>
+        <w:t>4112</w:t>
+      </w:r>
+      <w:r>
+        <w:rPr>
+          <w:rFonts w:eastAsia="宋体" w:hint="eastAsia"/>
+          <w:sz w:val="20"/>
+          <w:lang w:eastAsia="zh-CN"/>
+        </w:rPr>
+        <w:t>-</w:t>
+      </w:r>
+      <w:r>
+        <w:rPr>
+          <w:rFonts w:eastAsia="Times New Roman"/>
+          <w:sz w:val="20"/>
+        </w:rPr>
+        <w:t xml:space="preserve">7689   </w:t>
       </w:r>
       <w:r>
         <w:rPr>
           <w:noProof/>
-          <w:sz w:val="24"/>
         </w:rPr>
         <w:drawing>
-          <wp:inline distT="0" distB="0" distL="0" distR="0" wp14:anchorId="017B2D30" wp14:editId="6D813F2F">
+          <wp:inline distT="0" distB="0" distL="0" distR="0" wp14:anchorId="1768D6F1" wp14:editId="2C0A8E94">
             <wp:extent cx="116356" cy="116356"/>
             <wp:effectExtent l="0" t="0" r="0" b="0"/>
             <wp:docPr id="2" name="Picture 2"/>
@@ -109,7 +153,7 @@
                     <pic:cNvPicPr/>
                   </pic:nvPicPr>
                   <pic:blipFill>
-                    <a:blip r:embed="rId7"/>
+                    <a:blip r:embed="rId9"/>
                     <a:stretch>
                       <a:fillRect/>
                     </a:stretch>
@@ -132,16 +176,16 @@
       <w:r>
         <w:rPr>
           <w:rFonts w:eastAsia="Times New Roman"/>
-          <w:sz w:val="21"/>
+          <w:sz w:val="20"/>
         </w:rPr>
         <w:t xml:space="preserve"> </w:t>
       </w:r>
-      <w:hyperlink r:id="rId8">
+      <w:hyperlink r:id="rId10">
         <w:r>
           <w:rPr>
             <w:rFonts w:eastAsia="Times New Roman"/>
             <w:color w:val="000000"/>
-            <w:sz w:val="21"/>
+            <w:sz w:val="20"/>
             <w:szCs w:val="20"/>
             <w:u w:val="single"/>
           </w:rPr>
@@ -151,17 +195,16 @@
       <w:r>
         <w:rPr>
           <w:rFonts w:eastAsia="Times New Roman"/>
-          <w:sz w:val="21"/>
+          <w:sz w:val="20"/>
         </w:rPr>
         <w:t xml:space="preserve">   </w:t>
       </w:r>
       <w:r>
         <w:rPr>
           <w:noProof/>
-          <w:sz w:val="24"/>
         </w:rPr>
         <w:drawing>
-          <wp:inline distT="0" distB="0" distL="0" distR="0" wp14:anchorId="1261E97C" wp14:editId="5146FF5B">
+          <wp:inline distT="0" distB="0" distL="0" distR="0" wp14:anchorId="2C0C91FE" wp14:editId="79498906">
             <wp:extent cx="123181" cy="123181"/>
             <wp:effectExtent l="0" t="0" r="0" b="0"/>
             <wp:docPr id="3" name="Picture 3"/>
@@ -176,7 +219,7 @@
                     <pic:cNvPicPr/>
                   </pic:nvPicPr>
                   <pic:blipFill>
-                    <a:blip r:embed="rId9"/>
+                    <a:blip r:embed="rId11"/>
                     <a:stretch>
                       <a:fillRect/>
                     </a:stretch>
@@ -199,16 +242,16 @@
       <w:r>
         <w:rPr>
           <w:rFonts w:eastAsia="Times New Roman"/>
-          <w:sz w:val="21"/>
+          <w:sz w:val="20"/>
         </w:rPr>
         <w:t xml:space="preserve"> </w:t>
       </w:r>
-      <w:hyperlink r:id="rId10">
+      <w:hyperlink r:id="rId12">
         <w:r>
           <w:rPr>
             <w:rFonts w:eastAsia="Times New Roman"/>
             <w:color w:val="000000"/>
-            <w:sz w:val="21"/>
+            <w:sz w:val="20"/>
             <w:szCs w:val="20"/>
             <w:u w:val="single"/>
           </w:rPr>
@@ -237,7 +280,14 @@
         <w:pStyle w:val="a0"/>
       </w:pPr>
       <w:r>
-        <w:t>Epitaxial thin films and two-dimensional quantum materials, especially superconducting heterostructures</w:t>
+        <w:t>Functional thin films, interfaces, and two-dimensional materials for advanced electronic and quantum-material applications</w:t>
+      </w:r>
+      <w:r>
+        <w:rPr>
+          <w:rFonts w:eastAsia="宋体" w:hint="eastAsia"/>
+          <w:lang w:eastAsia="zh-CN"/>
+        </w:rPr>
+        <w:t>.</w:t>
       </w:r>
     </w:p>
     <w:p>
@@ -245,7 +295,14 @@
         <w:pStyle w:val="a0"/>
       </w:pPr>
       <w:r>
-        <w:t>Electronic structure of correlated materials studied by ARPES and synchrotron-based spectroscopy</w:t>
+        <w:t>Structure-property relationships in complex materials studied through spectroscopy, transport, microscopy, and synchrotron-based characterization</w:t>
+      </w:r>
+      <w:r>
+        <w:rPr>
+          <w:rFonts w:eastAsia="宋体" w:hint="eastAsia"/>
+          <w:lang w:eastAsia="zh-CN"/>
+        </w:rPr>
+        <w:t>.</w:t>
       </w:r>
     </w:p>
     <w:p>
@@ -253,7 +310,22 @@
         <w:pStyle w:val="a0"/>
       </w:pPr>
       <w:r>
-        <w:t>Emergent phenomena in strongly correlated and low-dimensional systems, including interfacial superconductivity and vortex dynamics</w:t>
+        <w:t>Instrumentation, experimental design, and data-driven analysis for interdisciplinary materials and device research</w:t>
+      </w:r>
+      <w:r>
+        <w:rPr>
+          <w:rFonts w:eastAsia="宋体" w:hint="eastAsia"/>
+          <w:lang w:eastAsia="zh-CN"/>
+        </w:rPr>
+        <w:t>.</w:t>
+      </w:r>
+    </w:p>
+    <w:p>
+      <w:pPr>
+        <w:pStyle w:val="a0"/>
+      </w:pPr>
+      <w:r>
+        <w:t>AI-assisted scientific workflows, multimodal analysis, and automation for experimental research.</w:t>
       </w:r>
     </w:p>
     <w:p>
@@ -262,6 +334,10 @@
           <w:bottom w:val="single" w:sz="6" w:space="3" w:color="000000"/>
         </w:pBdr>
         <w:spacing w:before="120" w:after="40" w:line="240" w:lineRule="auto"/>
+        <w:rPr>
+          <w:rFonts w:eastAsia="宋体" w:hint="eastAsia"/>
+          <w:lang w:eastAsia="zh-CN"/>
+        </w:rPr>
       </w:pPr>
       <w:r>
         <w:rPr>
@@ -269,7 +345,7 @@
           <w:b/>
           <w:sz w:val="23"/>
         </w:rPr>
-        <w:t>Education:</w:t>
+        <w:t>Education</w:t>
       </w:r>
     </w:p>
     <w:tbl>
@@ -387,7 +463,22 @@
                 <w:rFonts w:eastAsia="Times New Roman"/>
                 <w:i/>
               </w:rPr>
-              <w:t>ondensed Matter Physics, Supervisor: Prof. Yang Liu</w:t>
+              <w:t xml:space="preserve">ondensed Matter Physics, </w:t>
+            </w:r>
+            <w:r>
+              <w:rPr>
+                <w:rFonts w:eastAsia="宋体" w:hint="eastAsia"/>
+                <w:i/>
+                <w:lang w:eastAsia="zh-CN"/>
+              </w:rPr>
+              <w:t>Ph.D. Ad</w:t>
+            </w:r>
+            <w:r>
+              <w:rPr>
+                <w:rFonts w:eastAsia="Times New Roman"/>
+                <w:i/>
+              </w:rPr>
+              <w:t>visor: Prof. Yang Liu</w:t>
             </w:r>
           </w:p>
         </w:tc>
@@ -569,27 +660,8 @@
       <w:pPr>
         <w:pStyle w:val="a0"/>
       </w:pPr>
-      <w:proofErr w:type="gramStart"/>
-      <w:r>
-        <w:t>Firstly</w:t>
-      </w:r>
-      <w:proofErr w:type="gramEnd"/>
-      <w:r>
-        <w:t xml:space="preserve"> grew thickness-controlled </w:t>
-      </w:r>
-      <w:r>
-        <w:t>stoichiometric</w:t>
-      </w:r>
-      <w:r>
-        <w:t xml:space="preserve"> </w:t>
-      </w:r>
-      <w:proofErr w:type="spellStart"/>
-      <w:r>
-        <w:t>CeSi</w:t>
-      </w:r>
-      <w:proofErr w:type="spellEnd"/>
-      <w:r>
-        <w:t>₂ thin films and tracked the dimensional evolution of crystal-electric-field effects and magnetic resistivity.</w:t>
+      <w:r>
+        <w:t>Designed and fabricated epitaxial thin films and heterostructures, integrating materials synthesis, spectroscopy, and transport measurements to study structure-property relationships.</w:t>
       </w:r>
     </w:p>
     <w:p>
@@ -597,24 +669,7 @@
         <w:pStyle w:val="a0"/>
       </w:pPr>
       <w:r>
-        <w:t>Fabricated Pb/</w:t>
-      </w:r>
-      <w:proofErr w:type="spellStart"/>
-      <w:r>
-        <w:t>Bi₂Sr₂CaCu₂O</w:t>
-      </w:r>
-      <w:proofErr w:type="spellEnd"/>
-      <w:r>
-        <w:t>₈₊</w:t>
-      </w:r>
-      <w:r>
-        <w:rPr>
-          <w:vertAlign w:val="subscript"/>
-        </w:rPr>
-        <w:t>δ</w:t>
-      </w:r>
-      <w:r>
-        <w:t xml:space="preserve"> superconducting heterostructures and investigated infinite magnetoresistance switching governed by vortex dynamics.</w:t>
+        <w:t>Investigated functional interfacial phenomena, including superconducting behavior, electronic coupling, and magnetic-field-driven switching in thin-film/device platforms.</w:t>
       </w:r>
     </w:p>
     <w:p>
@@ -622,7 +677,17 @@
         <w:pStyle w:val="a0"/>
       </w:pPr>
       <w:r>
-        <w:t>Studied superconductivity at rare-earth metal/KTaO₃ interfaces using in situ ARPES and transport measurements, revealing the possible role of electron-phonon coupling.</w:t>
+        <w:t>Applied ARPES, synchrotron</w:t>
+      </w:r>
+      <w:r>
+        <w:rPr>
+          <w:rFonts w:eastAsia="宋体" w:hint="eastAsia"/>
+          <w:lang w:eastAsia="zh-CN"/>
+        </w:rPr>
+        <w:t>-based</w:t>
+      </w:r>
+      <w:r>
+        <w:t xml:space="preserve"> measurements, and low-temperature electrical/magnetic characterization to complex materials, with experience in experimental design, data analysis, and collaborative interpretation.</w:t>
       </w:r>
     </w:p>
     <w:p>
@@ -631,6 +696,275 @@
           <w:bottom w:val="single" w:sz="6" w:space="3" w:color="000000"/>
         </w:pBdr>
         <w:spacing w:before="120" w:after="40" w:line="240" w:lineRule="auto"/>
+        <w:rPr>
+          <w:rFonts w:eastAsia="宋体"/>
+          <w:b/>
+          <w:sz w:val="23"/>
+          <w:lang w:eastAsia="zh-CN"/>
+        </w:rPr>
+      </w:pPr>
+      <w:r>
+        <w:rPr>
+          <w:rFonts w:eastAsia="宋体"/>
+          <w:b/>
+          <w:sz w:val="23"/>
+          <w:lang w:eastAsia="zh-CN"/>
+        </w:rPr>
+        <w:t>Project Experience</w:t>
+      </w:r>
+    </w:p>
+    <w:p>
+      <w:pPr>
+        <w:spacing w:line="240" w:lineRule="auto"/>
+        <w:rPr>
+          <w:rFonts w:eastAsia="宋体"/>
+          <w:bCs/>
+          <w:i/>
+          <w:iCs/>
+          <w:sz w:val="23"/>
+          <w:lang w:eastAsia="zh-CN"/>
+        </w:rPr>
+      </w:pPr>
+      <w:r>
+        <w:rPr>
+          <w:rFonts w:eastAsia="宋体"/>
+          <w:b/>
+          <w:i/>
+          <w:iCs/>
+          <w:sz w:val="23"/>
+          <w:lang w:eastAsia="zh-CN"/>
+        </w:rPr>
+        <w:t>Home-Built MBE System</w:t>
+      </w:r>
+      <w:r>
+        <w:rPr>
+          <w:rFonts w:eastAsia="宋体"/>
+          <w:bCs/>
+          <w:i/>
+          <w:iCs/>
+          <w:sz w:val="23"/>
+          <w:lang w:eastAsia="zh-CN"/>
+        </w:rPr>
+        <w:t xml:space="preserve">: Design, Integration, and Automation | Project Lead | </w:t>
+      </w:r>
+      <w:r>
+        <w:rPr>
+          <w:rFonts w:eastAsia="宋体"/>
+          <w:bCs/>
+          <w:i/>
+          <w:iCs/>
+          <w:sz w:val="23"/>
+          <w:lang w:eastAsia="zh-CN"/>
+        </w:rPr>
+        <w:t>Operational for Three Years</w:t>
+      </w:r>
+    </w:p>
+    <w:p>
+      <w:pPr>
+        <w:pStyle w:val="a0"/>
+      </w:pPr>
+      <w:r>
+        <w:t>Led the end-to-end design and construction of a molecular beam epitaxy system, covering the ultrahigh-vacuum chamber, pumping system, and electrical controls; created mechanical layouts and custom-component drawings in SolidWorks.</w:t>
+      </w:r>
+    </w:p>
+    <w:p>
+      <w:pPr>
+        <w:pStyle w:val="a0"/>
+      </w:pPr>
+      <w:r>
+        <w:t>Worked directly with manufacturers to coordinate the fabrication and delivery of custom components, then led equipment assembly, system integration, commissioning, and operational validation.</w:t>
+      </w:r>
+    </w:p>
+    <w:p>
+      <w:pPr>
+        <w:pStyle w:val="a0"/>
+      </w:pPr>
+      <w:r>
+        <w:t>Brought the system into research operation and maintained it for three years, supporting the growth of single-crystal thin films and heterostructures.</w:t>
+      </w:r>
+    </w:p>
+    <w:p>
+      <w:pPr>
+        <w:pStyle w:val="a0"/>
+        <w:rPr>
+          <w:rFonts w:hint="eastAsia"/>
+        </w:rPr>
+      </w:pPr>
+      <w:r>
+        <w:t>Currently leading an automation retrofit and virtual-lab development to digitize equipment control, operating status, and experimental workflows.</w:t>
+      </w:r>
+    </w:p>
+    <w:p>
+      <w:pPr>
+        <w:spacing w:line="240" w:lineRule="auto"/>
+        <w:rPr>
+          <w:rFonts w:eastAsia="宋体"/>
+          <w:lang w:eastAsia="zh-CN"/>
+        </w:rPr>
+      </w:pPr>
+      <w:r>
+        <w:rPr>
+          <w:rFonts w:eastAsia="宋体"/>
+          <w:b/>
+          <w:i/>
+          <w:iCs/>
+          <w:sz w:val="23"/>
+          <w:lang w:eastAsia="zh-CN"/>
+        </w:rPr>
+        <w:lastRenderedPageBreak/>
+        <w:t>Literature AI Assistant</w:t>
+      </w:r>
+      <w:r>
+        <w:rPr>
+          <w:rFonts w:eastAsia="宋体"/>
+          <w:bCs/>
+          <w:i/>
+          <w:iCs/>
+          <w:sz w:val="23"/>
+          <w:lang w:eastAsia="zh-CN"/>
+        </w:rPr>
+        <w:t xml:space="preserve"> for Condensed-Matter Physics | Personal Project (AI-Assisted Development) | Project Lead &amp; System Architect | </w:t>
+      </w:r>
+      <w:r>
+        <w:rPr>
+          <w:rFonts w:eastAsia="宋体" w:hint="eastAsia"/>
+          <w:bCs/>
+          <w:i/>
+          <w:iCs/>
+          <w:sz w:val="23"/>
+          <w:lang w:eastAsia="zh-CN"/>
+        </w:rPr>
+        <w:t>GitHub</w:t>
+      </w:r>
+      <w:r>
+        <w:rPr>
+          <w:rFonts w:eastAsia="宋体"/>
+          <w:bCs/>
+          <w:i/>
+          <w:iCs/>
+          <w:sz w:val="23"/>
+          <w:lang w:eastAsia="zh-CN"/>
+        </w:rPr>
+        <w:t xml:space="preserve"> ID: Weifan-Zhu</w:t>
+      </w:r>
+      <w:r>
+        <w:rPr>
+          <w:rFonts w:eastAsia="宋体" w:hint="eastAsia"/>
+          <w:bCs/>
+          <w:i/>
+          <w:iCs/>
+          <w:sz w:val="23"/>
+          <w:lang w:eastAsia="zh-CN"/>
+        </w:rPr>
+        <w:t xml:space="preserve"> (</w:t>
+      </w:r>
+      <w:proofErr w:type="spellStart"/>
+      <w:r>
+        <w:rPr>
+          <w:rFonts w:eastAsia="宋体" w:hint="eastAsia"/>
+          <w:bCs/>
+          <w:i/>
+          <w:iCs/>
+          <w:sz w:val="23"/>
+          <w:lang w:eastAsia="zh-CN"/>
+        </w:rPr>
+        <w:t>ChalkyFan</w:t>
+      </w:r>
+      <w:proofErr w:type="spellEnd"/>
+      <w:r>
+        <w:rPr>
+          <w:rFonts w:eastAsia="宋体" w:hint="eastAsia"/>
+          <w:bCs/>
+          <w:i/>
+          <w:iCs/>
+          <w:sz w:val="23"/>
+          <w:lang w:eastAsia="zh-CN"/>
+        </w:rPr>
+        <w:t>)</w:t>
+      </w:r>
+    </w:p>
+    <w:p>
+      <w:pPr>
+        <w:pStyle w:val="a0"/>
+      </w:pPr>
+      <w:r>
+        <w:t xml:space="preserve">Led requirements definition, system architecture, algorithm design, validation, deployment, and operations for an unattended workflow covering </w:t>
+      </w:r>
+      <w:proofErr w:type="spellStart"/>
+      <w:r>
+        <w:t>arXiv</w:t>
+      </w:r>
+      <w:proofErr w:type="spellEnd"/>
+      <w:r>
+        <w:t xml:space="preserve"> crawling, keyword screening, PDF parsing, multi-model AI analysis, and web-based research collaboration.</w:t>
+      </w:r>
+    </w:p>
+    <w:p>
+      <w:pPr>
+        <w:pStyle w:val="a0"/>
+      </w:pPr>
+      <w:r>
+        <w:t xml:space="preserve">Built a full-stack platform with Python, Flask, Jinja2, and a 13-table SQLite database; integrated DeepSeek, Gemini, and Kimi vision models for structured summaries, multimodal figure interpretation, paper-specific Q&amp;A, search, tagging, and </w:t>
+      </w:r>
+      <w:proofErr w:type="spellStart"/>
+      <w:r>
+        <w:t>BibTeX</w:t>
+      </w:r>
+      <w:proofErr w:type="spellEnd"/>
+      <w:r>
+        <w:t>/RIS export.</w:t>
+      </w:r>
+    </w:p>
+    <w:p>
+      <w:pPr>
+        <w:pStyle w:val="a0"/>
+      </w:pPr>
+      <w:r>
+        <w:t xml:space="preserve">Developed a custom </w:t>
+      </w:r>
+      <w:proofErr w:type="spellStart"/>
+      <w:r>
+        <w:t>arXiv</w:t>
+      </w:r>
+      <w:proofErr w:type="spellEnd"/>
+      <w:r>
+        <w:t xml:space="preserve"> HTML crawler to overcome official API and CDN limitations; implemented adaptive lookback windows, retry and fallback logic, single-instance locking, health monitoring, and automated backups, achieving a production fetch success rate above 99%.</w:t>
+      </w:r>
+    </w:p>
+    <w:p>
+      <w:pPr>
+        <w:pStyle w:val="a0"/>
+      </w:pPr>
+      <w:r>
+        <w:t>Resolved figure-caption versus in-text-reference misclassification through multilayer filtering and targeted regression testing; recorded zero misclassifications across a 142-PDF test set, repaired 544 corrupted records, and removed 820 orphaned image files.</w:t>
+      </w:r>
+    </w:p>
+    <w:p>
+      <w:pPr>
+        <w:pStyle w:val="a0"/>
+      </w:pPr>
+      <w:r>
+        <w:t xml:space="preserve">By Aug. 2026, the platform had processed 358 papers, extracted 3,814 figures, generated 358 AI summaries, and </w:t>
+      </w:r>
+      <w:proofErr w:type="spellStart"/>
+      <w:r>
+        <w:t>as</w:t>
+      </w:r>
+      <w:proofErr w:type="spellEnd"/>
+      <w:r>
+        <w:t xml:space="preserve"> been deployed within the research group.</w:t>
+      </w:r>
+    </w:p>
+    <w:p>
+      <w:pPr>
+        <w:pBdr>
+          <w:bottom w:val="single" w:sz="6" w:space="3" w:color="000000"/>
+        </w:pBdr>
+        <w:spacing w:before="120" w:after="40" w:line="240" w:lineRule="auto"/>
+        <w:rPr>
+          <w:rFonts w:eastAsia="宋体"/>
+          <w:lang w:eastAsia="zh-CN"/>
+        </w:rPr>
       </w:pPr>
       <w:r>
         <w:rPr>
@@ -1227,7 +1561,20 @@
         <w:rPr>
           <w:rFonts w:eastAsia="Times New Roman"/>
         </w:rPr>
-        <w:t xml:space="preserve"> 215001(2025)</w:t>
+        <w:t xml:space="preserve"> 215001</w:t>
+      </w:r>
+      <w:r>
+        <w:rPr>
+          <w:rFonts w:eastAsia="宋体" w:hint="eastAsia"/>
+          <w:lang w:eastAsia="zh-CN"/>
+        </w:rPr>
+        <w:t xml:space="preserve"> </w:t>
+      </w:r>
+      <w:r>
+        <w:rPr>
+          <w:rFonts w:eastAsia="Times New Roman"/>
+        </w:rPr>
+        <w:t>(2025)</w:t>
       </w:r>
       <w:r>
         <w:rPr>
@@ -1256,7 +1603,7 @@
           <w:numId w:val="18"/>
         </w:numPr>
       </w:pPr>
-      <w:hyperlink r:id="rId11" w:anchor="auth-Guowei-Yang-Aff1" w:history="1">
+      <w:hyperlink r:id="rId13" w:anchor="auth-Guowei-Yang-Aff1" w:history="1">
         <w:r>
           <w:t>Guowei Yang</w:t>
         </w:r>
@@ -1273,7 +1620,7 @@
         </w:rPr>
         <w:t>, </w:t>
       </w:r>
-      <w:hyperlink r:id="rId12" w:anchor="auth-Zhanghuan-Li-Aff2" w:history="1">
+      <w:hyperlink r:id="rId14" w:anchor="auth-Zhanghuan-Li-Aff2" w:history="1">
         <w:r>
           <w:t>Zhanghuan Li</w:t>
         </w:r>
@@ -1290,7 +1637,7 @@
         </w:rPr>
         <w:t>, </w:t>
       </w:r>
-      <w:hyperlink r:id="rId13" w:anchor="auth-Sai-Yang-Aff3" w:history="1">
+      <w:hyperlink r:id="rId15" w:anchor="auth-Sai-Yang-Aff3" w:history="1">
         <w:r>
           <w:t>Sai Yang</w:t>
         </w:r>
@@ -1301,7 +1648,7 @@
         </w:rPr>
         <w:t>, </w:t>
       </w:r>
-      <w:hyperlink r:id="rId14" w:anchor="auth-Jiyuan-Li-Aff3" w:history="1">
+      <w:hyperlink r:id="rId16" w:anchor="auth-Jiyuan-Li-Aff3" w:history="1">
         <w:r>
           <w:t>Jiyuan Li</w:t>
         </w:r>
@@ -1312,7 +1659,7 @@
         </w:rPr>
         <w:t>, </w:t>
       </w:r>
-      <w:hyperlink r:id="rId15" w:anchor="auth-Hao-Zheng-Aff1" w:history="1">
+      <w:hyperlink r:id="rId17" w:anchor="auth-Hao-Zheng-Aff1" w:history="1">
         <w:r>
           <w:t>Hao Zheng</w:t>
         </w:r>
@@ -1323,7 +1670,7 @@
         </w:rPr>
         <w:t>, </w:t>
       </w:r>
-      <w:hyperlink r:id="rId16" w:anchor="auth-Weifan-Zhu-Aff1" w:history="1">
+      <w:hyperlink r:id="rId18" w:anchor="auth-Weifan-Zhu-Aff1" w:history="1">
         <w:r>
           <w:rPr>
             <w:b/>
@@ -1396,7 +1743,33 @@
           <w:b/>
           <w:i/>
         </w:rPr>
-        <w:t>Nat Commun</w:t>
+        <w:t>Nat</w:t>
+      </w:r>
+      <w:r>
+        <w:rPr>
+          <w:rFonts w:ascii="宋体" w:eastAsia="宋体" w:hAnsi="宋体" w:cs="宋体" w:hint="eastAsia"/>
+          <w:b/>
+          <w:i/>
+          <w:lang w:eastAsia="zh-CN"/>
+        </w:rPr>
+        <w:t>.</w:t>
+      </w:r>
+      <w:r>
+        <w:rPr>
+          <w:rFonts w:eastAsia="Times New Roman"/>
+          <w:b/>
+          <w:i/>
+        </w:rPr>
+        <w:t xml:space="preserve"> Commun</w:t>
+      </w:r>
+      <w:r>
+        <w:rPr>
+          <w:rFonts w:eastAsia="宋体" w:hint="eastAsia"/>
+          <w:b/>
+          <w:i/>
+          <w:lang w:eastAsia="zh-CN"/>
+        </w:rPr>
+        <w:t>.</w:t>
       </w:r>
       <w:r>
         <w:rPr>
@@ -1486,28 +1859,20 @@
         <w:rPr>
           <w:rFonts w:eastAsia="Times New Roman"/>
         </w:rPr>
-        <w:t xml:space="preserve">Valence transition and termination-dependent surface </w:t>
-      </w:r>
-      <w:proofErr w:type="spellStart"/>
-      <w:r>
-        <w:rPr>
-          <w:rFonts w:eastAsia="Times New Roman"/>
-        </w:rPr>
-        <w:t>statesin</w:t>
-      </w:r>
-      <w:proofErr w:type="spellEnd"/>
-      <w:r>
-        <w:rPr>
-          <w:rFonts w:eastAsia="Times New Roman"/>
-        </w:rPr>
-        <w:t xml:space="preserve"> the topological Kondo </w:t>
-      </w:r>
-      <w:r>
-        <w:rPr>
-          <w:rFonts w:eastAsia="Times New Roman"/>
-        </w:rPr>
-        <w:lastRenderedPageBreak/>
-        <w:t xml:space="preserve">semimetal </w:t>
+        <w:t>Valence transition and termination-dependent surface states</w:t>
+      </w:r>
+      <w:r>
+        <w:rPr>
+          <w:rFonts w:eastAsia="宋体" w:hint="eastAsia"/>
+          <w:lang w:eastAsia="zh-CN"/>
+        </w:rPr>
+        <w:t xml:space="preserve"> </w:t>
+      </w:r>
+      <w:r>
+        <w:rPr>
+          <w:rFonts w:eastAsia="Times New Roman"/>
+        </w:rPr>
+        <w:t xml:space="preserve">in the topological Kondo semimetal </w:t>
       </w:r>
       <w:proofErr w:type="spellStart"/>
       <w:r>
@@ -1581,6 +1946,19 @@
         </w:rPr>
         <w:t>https://doi.org/10.1103/PhysRevB.108.125110</w:t>
       </w:r>
+    </w:p>
+    <w:p>
+      <w:pPr>
+        <w:pStyle w:val="a0"/>
+        <w:numPr>
+          <w:ilvl w:val="0"/>
+          <w:numId w:val="0"/>
+        </w:numPr>
+        <w:ind w:left="420"/>
+        <w:rPr>
+          <w:rFonts w:hint="eastAsia"/>
+        </w:rPr>
+      </w:pPr>
     </w:p>
     <w:p>
       <w:pPr>
@@ -1655,7 +2033,7 @@
           <w:rFonts w:eastAsia="Times New Roman"/>
           <w:i/>
         </w:rPr>
-        <w:t xml:space="preserve">Honor for Graduates-Excellence in Academic Innovation </w:t>
+        <w:t xml:space="preserve">Honor for Graduates-Excellence in Academic (Practice) Innovation </w:t>
       </w:r>
       <w:r>
         <w:rPr>
@@ -1686,168 +2064,6 @@
           <w:rFonts w:eastAsia="Times New Roman"/>
         </w:rPr>
         <w:t>6</w:t>
-      </w:r>
-    </w:p>
-    <w:p>
-      <w:pPr>
-        <w:pBdr>
-          <w:bottom w:val="single" w:sz="6" w:space="3" w:color="000000"/>
-        </w:pBdr>
-        <w:spacing w:before="120" w:after="40" w:line="240" w:lineRule="auto"/>
-      </w:pPr>
-      <w:r>
-        <w:rPr>
-          <w:rFonts w:eastAsia="Times New Roman"/>
-          <w:b/>
-          <w:sz w:val="23"/>
-        </w:rPr>
-        <w:t>Synchrotron Beamtime and Instrumentation</w:t>
-      </w:r>
-    </w:p>
-    <w:p>
-      <w:pPr>
-        <w:pStyle w:val="a0"/>
-      </w:pPr>
-      <w:r>
-        <w:t xml:space="preserve">Performed </w:t>
-      </w:r>
-      <w:r>
-        <w:t xml:space="preserve">synchrotron-based and laboratory </w:t>
-      </w:r>
-      <w:r>
-        <w:t xml:space="preserve">ARPES measurements at SSRF BL03/BL09, HLS, </w:t>
-      </w:r>
-      <w:r>
-        <w:t xml:space="preserve">ZJU, </w:t>
-      </w:r>
-      <w:r>
-        <w:t>and the Institute of Physics, CAS</w:t>
-      </w:r>
-    </w:p>
-    <w:p>
-      <w:pPr>
-        <w:pStyle w:val="a0"/>
-      </w:pPr>
-      <w:r>
-        <w:t>Led the design, construction, and optimization of a home-built MBE system and a UHV transfer suitcase.</w:t>
-      </w:r>
-    </w:p>
-    <w:p>
-      <w:pPr>
-        <w:pBdr>
-          <w:bottom w:val="single" w:sz="6" w:space="3" w:color="000000"/>
-        </w:pBdr>
-        <w:spacing w:before="120" w:after="40" w:line="240" w:lineRule="auto"/>
-      </w:pPr>
-      <w:r>
-        <w:rPr>
-          <w:rFonts w:eastAsia="Times New Roman"/>
-          <w:b/>
-          <w:sz w:val="23"/>
-        </w:rPr>
-        <w:t>Skills</w:t>
-      </w:r>
-    </w:p>
-    <w:p>
-      <w:pPr>
-        <w:pStyle w:val="a0"/>
-      </w:pPr>
-      <w:r>
-        <w:t>Thin-film growth: molecular beam epitaxy (MBE), sputtering, and vacuum engineering</w:t>
-      </w:r>
-    </w:p>
-    <w:p>
-      <w:pPr>
-        <w:pStyle w:val="a0"/>
-      </w:pPr>
-      <w:r>
-        <w:t>Spectroscopy: angle-resolved photoemission spectroscopy (ARPES) and synchrotron-based ARPES</w:t>
-      </w:r>
-      <w:r>
-        <w:t xml:space="preserve"> (UV &amp; soft-X-ray)</w:t>
-      </w:r>
-    </w:p>
-    <w:p>
-      <w:pPr>
-        <w:pStyle w:val="a0"/>
-      </w:pPr>
-      <w:r>
-        <w:t>Low-temperature measurements: electric/magnetic transport for films and devices (PPMS/MPMS/dilution refrigerator)</w:t>
-      </w:r>
-    </w:p>
-    <w:p>
-      <w:pPr>
-        <w:pStyle w:val="a0"/>
-      </w:pPr>
-      <w:r>
-        <w:t xml:space="preserve">Materials characterization and analysis: XRD, AFM, </w:t>
-      </w:r>
-      <w:r>
-        <w:t xml:space="preserve">SEM, </w:t>
-      </w:r>
-      <w:r>
-        <w:rPr>
-          <w:rFonts w:ascii="宋体" w:eastAsia="宋体" w:hAnsi="宋体" w:hint="eastAsia"/>
-          <w:lang w:eastAsia="zh-CN"/>
-        </w:rPr>
-        <w:t>s</w:t>
-      </w:r>
-      <w:r>
-        <w:t xml:space="preserve">pectrum </w:t>
-      </w:r>
-      <w:r>
-        <w:t>data processing,</w:t>
-      </w:r>
-    </w:p>
-    <w:p>
-      <w:pPr>
-        <w:pBdr>
-          <w:bottom w:val="single" w:sz="6" w:space="3" w:color="000000"/>
-        </w:pBdr>
-        <w:spacing w:before="120" w:after="40" w:line="240" w:lineRule="auto"/>
-      </w:pPr>
-      <w:r>
-        <w:rPr>
-          <w:rFonts w:eastAsia="Times New Roman"/>
-          <w:b/>
-          <w:sz w:val="23"/>
-        </w:rPr>
-        <w:t>Academic Service</w:t>
-      </w:r>
-    </w:p>
-    <w:p>
-      <w:pPr>
-        <w:pStyle w:val="a0"/>
-      </w:pPr>
-      <w:r>
-        <w:rPr>
-          <w:rFonts w:eastAsia="Times New Roman"/>
-        </w:rPr>
-        <w:t xml:space="preserve">Teaching Assistant, </w:t>
-      </w:r>
-      <w:r>
-        <w:rPr>
-          <w:rFonts w:eastAsia="Times New Roman"/>
-        </w:rPr>
-        <w:t>College Physic</w:t>
-      </w:r>
-      <w:r>
-        <w:rPr>
-          <w:rFonts w:eastAsia="Times New Roman"/>
-        </w:rPr>
-        <w:t>al</w:t>
-      </w:r>
-      <w:r>
-        <w:rPr>
-          <w:rFonts w:eastAsia="Times New Roman"/>
-        </w:rPr>
-        <w:t xml:space="preserve"> Experiment</w:t>
-      </w:r>
-      <w:r>
-        <w:rPr>
-          <w:rFonts w:eastAsia="Times New Roman"/>
-        </w:rPr>
-        <w:t xml:space="preserve"> (undergrad), 2022</w:t>
       </w:r>
     </w:p>
     <w:p>
@@ -1858,180 +2074,10 @@
           <w:numId w:val="0"/>
         </w:numPr>
         <w:ind w:left="360"/>
-      </w:pPr>
-      <w:r>
-        <w:rPr>
-          <w:rFonts w:eastAsia="Times New Roman"/>
-        </w:rPr>
-        <w:t xml:space="preserve">guided experiments; </w:t>
-      </w:r>
-      <w:r>
-        <w:rPr>
-          <w:rFonts w:eastAsia="Times New Roman"/>
-        </w:rPr>
-        <w:t>designed labs</w:t>
-      </w:r>
-      <w:r>
-        <w:rPr>
-          <w:rFonts w:eastAsia="Times New Roman"/>
-        </w:rPr>
-        <w:t xml:space="preserve"> and final exam</w:t>
-      </w:r>
-      <w:r>
-        <w:rPr>
-          <w:rFonts w:eastAsia="Times New Roman"/>
-        </w:rPr>
-        <w:t xml:space="preserve">; evaluated </w:t>
-      </w:r>
-      <w:r>
-        <w:rPr>
-          <w:rFonts w:eastAsia="Times New Roman"/>
-        </w:rPr>
-        <w:t>~</w:t>
-      </w:r>
-      <w:r>
-        <w:rPr>
-          <w:rFonts w:eastAsia="Times New Roman"/>
-        </w:rPr>
-        <w:t>1</w:t>
-      </w:r>
-      <w:r>
-        <w:rPr>
-          <w:rFonts w:eastAsia="Times New Roman"/>
-        </w:rPr>
-        <w:t>8</w:t>
-      </w:r>
-      <w:r>
-        <w:rPr>
-          <w:rFonts w:eastAsia="Times New Roman"/>
-        </w:rPr>
-        <w:t>0 assignments.</w:t>
-      </w:r>
-    </w:p>
-    <w:p>
-      <w:pPr>
-        <w:pStyle w:val="a0"/>
-      </w:pPr>
-      <w:r>
-        <w:rPr>
-          <w:rFonts w:eastAsia="Times New Roman"/>
-        </w:rPr>
-        <w:t xml:space="preserve">Supervised </w:t>
-      </w:r>
-      <w:r>
-        <w:rPr>
-          <w:rFonts w:eastAsia="Times New Roman"/>
-        </w:rPr>
-        <w:t>5</w:t>
-      </w:r>
-      <w:r>
-        <w:rPr>
-          <w:rFonts w:eastAsia="Times New Roman"/>
-        </w:rPr>
-        <w:t xml:space="preserve"> undergraduates on </w:t>
-      </w:r>
-      <w:r>
-        <w:rPr>
-          <w:rFonts w:eastAsia="Times New Roman"/>
-        </w:rPr>
-        <w:t xml:space="preserve">thin film growth and ARPES </w:t>
-      </w:r>
-      <w:r>
-        <w:rPr>
-          <w:rFonts w:eastAsia="宋体" w:hint="eastAsia"/>
-          <w:lang w:eastAsia="zh-CN"/>
-        </w:rPr>
-        <w:t>spectrum</w:t>
-      </w:r>
-      <w:r>
-        <w:rPr>
-          <w:rFonts w:eastAsia="Times New Roman"/>
-        </w:rPr>
-        <w:t xml:space="preserve"> analysis</w:t>
-      </w:r>
-      <w:r>
-        <w:rPr>
-          <w:rFonts w:eastAsia="Times New Roman"/>
-        </w:rPr>
-        <w:t xml:space="preserve">; </w:t>
-      </w:r>
-    </w:p>
-    <w:p>
-      <w:pPr>
-        <w:pStyle w:val="a0"/>
-        <w:rPr>
-          <w:i/>
-        </w:rPr>
-      </w:pPr>
-      <w:r>
-        <w:rPr>
-          <w:rFonts w:eastAsia="Times New Roman"/>
-          <w:lang w:eastAsia="zh-CN"/>
-        </w:rPr>
-        <w:t>Peer Review</w:t>
-      </w:r>
-      <w:r>
-        <w:rPr>
-          <w:rFonts w:ascii="宋体" w:eastAsia="宋体" w:hAnsi="宋体" w:cs="宋体" w:hint="eastAsia"/>
-          <w:lang w:eastAsia="zh-CN"/>
-        </w:rPr>
-        <w:t xml:space="preserve">: </w:t>
-      </w:r>
-      <w:r>
-        <w:rPr>
-          <w:rFonts w:eastAsia="Times New Roman"/>
-          <w:lang w:eastAsia="zh-CN"/>
-        </w:rPr>
-        <w:t xml:space="preserve">Reviewer for </w:t>
-      </w:r>
-      <w:r>
-        <w:rPr>
-          <w:rFonts w:eastAsia="Times New Roman"/>
-          <w:i/>
-        </w:rPr>
-        <w:t xml:space="preserve">J. Phys.: </w:t>
-      </w:r>
-      <w:proofErr w:type="spellStart"/>
-      <w:r>
-        <w:rPr>
-          <w:rFonts w:eastAsia="Times New Roman"/>
-          <w:i/>
-        </w:rPr>
-        <w:t>Condens</w:t>
-      </w:r>
-      <w:proofErr w:type="spellEnd"/>
-      <w:r>
-        <w:rPr>
-          <w:rFonts w:eastAsia="Times New Roman"/>
-          <w:i/>
-        </w:rPr>
-        <w:t>. Matter</w:t>
-      </w:r>
-      <w:r>
-        <w:rPr>
-          <w:rFonts w:ascii="宋体" w:eastAsia="宋体" w:hAnsi="宋体" w:cs="宋体" w:hint="eastAsia"/>
-          <w:i/>
-          <w:lang w:eastAsia="zh-CN"/>
-        </w:rPr>
-        <w:t>,</w:t>
-      </w:r>
-      <w:r>
-        <w:rPr>
-          <w:rFonts w:eastAsia="Times New Roman"/>
-          <w:lang w:eastAsia="zh-CN"/>
-        </w:rPr>
-        <w:t xml:space="preserve"> </w:t>
-      </w:r>
-      <w:r>
-        <w:rPr>
-          <w:rFonts w:eastAsia="Times New Roman"/>
-          <w:i/>
-          <w:lang w:eastAsia="zh-CN"/>
-        </w:rPr>
-        <w:t>Superconductor Science and Technology</w:t>
-      </w:r>
-      <w:bookmarkStart w:id="0" w:name="_GoBack"/>
-      <w:bookmarkEnd w:id="0"/>
+        <w:rPr>
+          <w:rFonts w:hint="eastAsia"/>
+        </w:rPr>
+      </w:pPr>
     </w:p>
     <w:p>
       <w:pPr>
@@ -2039,27 +2085,201 @@
           <w:bottom w:val="single" w:sz="6" w:space="3" w:color="000000"/>
         </w:pBdr>
         <w:spacing w:before="120" w:after="40" w:line="240" w:lineRule="auto"/>
-        <w:rPr>
-          <w:rFonts w:eastAsia="Times New Roman"/>
+      </w:pPr>
+      <w:r>
+        <w:rPr>
           <w:b/>
           <w:sz w:val="23"/>
         </w:rPr>
-      </w:pPr>
-      <w:r>
-        <w:rPr>
-          <w:rFonts w:eastAsia="Times New Roman"/>
+        <w:lastRenderedPageBreak/>
+        <w:t>Research Platforms and Instrumentation</w:t>
+      </w:r>
+    </w:p>
+    <w:p>
+      <w:pPr>
+        <w:pStyle w:val="a0"/>
+      </w:pPr>
+      <w:r>
+        <w:t>Performed synchrotron-based and laboratory spectroscopic measurements at SSRF BL03/BL09, HLS, and the Institute of Physics, CAS.</w:t>
+      </w:r>
+    </w:p>
+    <w:p>
+      <w:pPr>
+        <w:pStyle w:val="a0"/>
+      </w:pPr>
+      <w:r>
+        <w:t>Led the design, construction, and optimization of a home-built MBE system and a UHV transfer suitcase, building hands-on experience in complex experimental platforms.</w:t>
+      </w:r>
+    </w:p>
+    <w:p>
+      <w:pPr>
+        <w:pBdr>
+          <w:bottom w:val="single" w:sz="6" w:space="3" w:color="000000"/>
+        </w:pBdr>
+        <w:spacing w:before="120" w:after="40" w:line="240" w:lineRule="auto"/>
+      </w:pPr>
+      <w:r>
+        <w:rPr>
           <w:b/>
           <w:sz w:val="23"/>
         </w:rPr>
-        <w:t>R</w:t>
-      </w:r>
-      <w:r>
-        <w:rPr>
-          <w:rFonts w:eastAsia="Times New Roman" w:hint="eastAsia"/>
+        <w:t>Technical Skills</w:t>
+      </w:r>
+    </w:p>
+    <w:p>
+      <w:pPr>
+        <w:pStyle w:val="a0"/>
+      </w:pPr>
+      <w:r>
+        <w:t>Materials preparation and thin-film fabrication: MBE, sputtering, vacuum/UHV systems, and heterostructure growth</w:t>
+      </w:r>
+    </w:p>
+    <w:p>
+      <w:pPr>
+        <w:pStyle w:val="a0"/>
+      </w:pPr>
+      <w:r>
+        <w:t>Advanced characterization: ARPES, synchrotron spectroscopy, XRD, AFM, and low-temperature transport/magnetic measurements</w:t>
+      </w:r>
+    </w:p>
+    <w:p>
+      <w:pPr>
+        <w:pStyle w:val="a0"/>
+      </w:pPr>
+      <w:r>
+        <w:t>Instrument operation and development: PPMS/MPMS/dilution refrigerator, UHV transfer, and home-built experimental systems</w:t>
+      </w:r>
+    </w:p>
+    <w:p>
+      <w:pPr>
+        <w:pStyle w:val="a0"/>
+      </w:pPr>
+      <w:r>
+        <w:t>Data and project skills: scientific data analysis, figure preparation, experimental planning, literature review, and cross-disciplinary collaboration</w:t>
+      </w:r>
+    </w:p>
+    <w:p>
+      <w:pPr>
+        <w:pStyle w:val="a0"/>
+      </w:pPr>
+      <w:r>
+        <w:t xml:space="preserve">AI and software engineering: Python, Flask, Jinja2, SQLite, </w:t>
+      </w:r>
+      <w:proofErr w:type="spellStart"/>
+      <w:r>
+        <w:t>PyMuPDF</w:t>
+      </w:r>
+      <w:proofErr w:type="spellEnd"/>
+      <w:r>
+        <w:t>, LLM API integration, web scraping, automated pipelines, task scheduling, monitoring, and regression testing.</w:t>
+      </w:r>
+    </w:p>
+    <w:p>
+      <w:pPr>
+        <w:pBdr>
+          <w:bottom w:val="single" w:sz="6" w:space="3" w:color="000000"/>
+        </w:pBdr>
+        <w:spacing w:before="120" w:after="40" w:line="240" w:lineRule="auto"/>
+      </w:pPr>
+      <w:r>
+        <w:rPr>
+          <w:rFonts w:eastAsia="Times New Roman"/>
           <w:b/>
           <w:sz w:val="23"/>
         </w:rPr>
-        <w:t>eference</w:t>
+        <w:t>Academic Service</w:t>
+      </w:r>
+    </w:p>
+    <w:p>
+      <w:pPr>
+        <w:pStyle w:val="a0"/>
+        <w:rPr>
+          <w:rFonts w:eastAsia="Times New Roman"/>
+        </w:rPr>
+      </w:pPr>
+      <w:r>
+        <w:rPr>
+          <w:rFonts w:eastAsia="Times New Roman"/>
+        </w:rPr>
+        <w:t>Teaching Assistant, Undergraduate College Physics Laboratory, 2022; guided laboratory sessions, designed experiments and the final examination, and graded approximately 180 assignments.</w:t>
+      </w:r>
+    </w:p>
+    <w:p>
+      <w:pPr>
+        <w:pStyle w:val="a0"/>
+        <w:rPr>
+          <w:rFonts w:eastAsia="Times New Roman"/>
+        </w:rPr>
+      </w:pPr>
+      <w:r>
+        <w:rPr>
+          <w:rFonts w:eastAsia="Times New Roman"/>
+        </w:rPr>
+        <w:t>Supervised five undergraduate students in thin-film growth and ARPES data analysis.</w:t>
+      </w:r>
+    </w:p>
+    <w:p>
+      <w:pPr>
+        <w:pStyle w:val="a0"/>
+      </w:pPr>
+      <w:r>
+        <w:rPr>
+          <w:rFonts w:eastAsia="Times New Roman"/>
+        </w:rPr>
+        <w:t xml:space="preserve">Peer Reviewer, </w:t>
+      </w:r>
+      <w:r>
+        <w:rPr>
+          <w:rFonts w:eastAsia="Times New Roman"/>
+          <w:i/>
+          <w:iCs/>
+        </w:rPr>
+        <w:t>Journal of Physics: Condensed Matter</w:t>
+      </w:r>
+      <w:r>
+        <w:rPr>
+          <w:rFonts w:eastAsia="Times New Roman"/>
+        </w:rPr>
+        <w:t xml:space="preserve"> and </w:t>
+      </w:r>
+      <w:r>
+        <w:rPr>
+          <w:rFonts w:eastAsia="Times New Roman"/>
+          <w:i/>
+          <w:iCs/>
+        </w:rPr>
+        <w:t>Superconductor Science and Technology.</w:t>
+      </w:r>
+    </w:p>
+    <w:p>
+      <w:pPr>
+        <w:pBdr>
+          <w:bottom w:val="single" w:sz="6" w:space="3" w:color="000000"/>
+        </w:pBdr>
+        <w:spacing w:before="120" w:after="40" w:line="240" w:lineRule="auto"/>
+        <w:rPr>
+          <w:rFonts w:eastAsia="宋体" w:hint="eastAsia"/>
+          <w:b/>
+          <w:sz w:val="23"/>
+          <w:lang w:eastAsia="zh-CN"/>
+        </w:rPr>
+      </w:pPr>
+      <w:r>
+        <w:rPr>
+          <w:rFonts w:eastAsia="Times New Roman"/>
+          <w:b/>
+          <w:sz w:val="23"/>
+        </w:rPr>
+        <w:t>Reference</w:t>
+      </w:r>
+      <w:r>
+        <w:rPr>
+          <w:rFonts w:eastAsia="宋体" w:hint="eastAsia"/>
+          <w:b/>
+          <w:sz w:val="23"/>
+          <w:lang w:eastAsia="zh-CN"/>
+        </w:rPr>
+        <w:t>s</w:t>
       </w:r>
     </w:p>
     <w:p>
@@ -2079,19 +2299,7 @@
         <w:rPr>
           <w:rFonts w:eastAsia="Times New Roman"/>
         </w:rPr>
-        <w:t>Prof. Yang</w:t>
-      </w:r>
-      <w:r>
-        <w:rPr>
-          <w:rFonts w:eastAsia="Times New Roman"/>
-        </w:rPr>
-        <w:t xml:space="preserve"> Liu</w:t>
-      </w:r>
-      <w:r>
-        <w:rPr>
-          <w:rFonts w:eastAsia="Times New Roman"/>
-        </w:rPr>
-        <w:t>,</w:t>
+        <w:t>Prof. Yang Liu,</w:t>
       </w:r>
     </w:p>
     <w:p>
@@ -2130,19 +2338,7 @@
         <w:rPr>
           <w:rFonts w:eastAsia="Times New Roman"/>
         </w:rPr>
-        <w:t>Center for Correlated Matter and S</w:t>
-      </w:r>
-      <w:r>
-        <w:rPr>
-          <w:rFonts w:eastAsia="Times New Roman" w:hint="eastAsia"/>
-        </w:rPr>
-        <w:t>choo</w:t>
-      </w:r>
-      <w:r>
-        <w:rPr>
-          <w:rFonts w:eastAsia="Times New Roman"/>
-        </w:rPr>
-        <w:t>l of Physics, Zhejiang University</w:t>
+        <w:t>Center for Correlated Matter and School of Physics, Zhejiang University</w:t>
       </w:r>
     </w:p>
     <w:p>
@@ -2164,7 +2360,7 @@
         </w:rPr>
         <w:t xml:space="preserve">Email: </w:t>
       </w:r>
-      <w:hyperlink r:id="rId17" w:history="1">
+      <w:hyperlink r:id="rId19" w:history="1">
         <w:r>
           <w:rPr>
             <w:rStyle w:val="aff9"/>
@@ -2204,19 +2400,7 @@
         <w:rPr>
           <w:rFonts w:eastAsia="Times New Roman"/>
         </w:rPr>
-        <w:t xml:space="preserve">Prof. </w:t>
-      </w:r>
-      <w:r>
-        <w:rPr>
-          <w:rFonts w:eastAsia="Times New Roman"/>
-        </w:rPr>
-        <w:t>Ming Shi</w:t>
-      </w:r>
-      <w:r>
-        <w:rPr>
-          <w:rFonts w:eastAsia="Times New Roman"/>
-        </w:rPr>
-        <w:t>,</w:t>
+        <w:t>Prof. Ming Shi,</w:t>
       </w:r>
     </w:p>
     <w:p>
@@ -2257,19 +2441,7 @@
         <w:rPr>
           <w:rFonts w:eastAsia="Times New Roman"/>
         </w:rPr>
-        <w:t>Center for Correlated Matter and S</w:t>
-      </w:r>
-      <w:r>
-        <w:rPr>
-          <w:rFonts w:eastAsia="Times New Roman" w:hint="eastAsia"/>
-        </w:rPr>
-        <w:t>choo</w:t>
-      </w:r>
-      <w:r>
-        <w:rPr>
-          <w:rFonts w:eastAsia="Times New Roman"/>
-        </w:rPr>
-        <w:t>l of Physics, Zhejiang University</w:t>
+        <w:t>Center for Correlated Matter and School of Physics, Zhejiang University</w:t>
       </w:r>
     </w:p>
     <w:p>
@@ -2312,7 +2484,7 @@
         </w:rPr>
         <w:t xml:space="preserve">Email: </w:t>
       </w:r>
-      <w:hyperlink r:id="rId18" w:history="1">
+      <w:hyperlink r:id="rId20" w:history="1">
         <w:r>
           <w:rPr>
             <w:rStyle w:val="aff9"/>
@@ -2329,11 +2501,7 @@
           <w:ilvl w:val="0"/>
           <w:numId w:val="0"/>
         </w:numPr>
-        <w:ind w:left="360" w:hanging="360"/>
-        <w:rPr>
-          <w:rFonts w:eastAsia="宋体"/>
-          <w:lang w:eastAsia="zh-CN"/>
-        </w:rPr>
+        <w:ind w:left="360"/>
       </w:pPr>
     </w:p>
     <w:sectPr>
@@ -2346,8 +2514,58 @@
 </w:document>
 </file>
 
+<file path=word/endnotes.xml><?xml version="1.0" encoding="utf-8"?>
+<w:endnotes xmlns:wpc="http://schemas.microsoft.com/office/word/2010/wordprocessingCanvas" xmlns:cx="http://schemas.microsoft.com/office/drawing/2014/chartex" xmlns:cx1="http://schemas.microsoft.com/office/drawing/2015/9/8/chartex" xmlns:cx2="http://schemas.microsoft.com/office/drawing/2015/10/21/chartex" xmlns:cx3="http://schemas.microsoft.com/office/drawing/2016/5/9/chartex" xmlns:cx4="http://schemas.microsoft.com/office/drawing/2016/5/10/chartex" xmlns:cx5="http://schemas.microsoft.com/office/drawing/2016/5/11/chartex" xmlns:cx6="http://schemas.microsoft.com/office/drawing/2016/5/12/chartex" xmlns:cx7="http://schemas.microsoft.com/office/drawing/2016/5/13/chartex" xmlns:cx8="http://schemas.microsoft.com/office/drawing/2016/5/14/chartex" xmlns:mc="http://schemas.openxmlformats.org/markup-compatibility/2006" xmlns:aink="http://schemas.microsoft.com/office/drawing/2016/ink" xmlns:am3d="http://schemas.microsoft.com/office/drawing/2017/model3d" xmlns:o="urn:schemas-microsoft-com:office:office" xmlns:oel="http://schemas.microsoft.com/office/2019/extlst" xmlns:r="http://schemas.openxmlformats.org/officeDocument/2006/relationships" xmlns:m="http://schemas.openxmlformats.org/officeDocument/2006/math" xmlns:v="urn:schemas-microsoft-com:vml" xmlns:wp14="http://schemas.microsoft.com/office/word/2010/wordprocessingDrawing" xmlns:wp="http://schemas.openxmlformats.org/drawingml/2006/wordprocessingDrawing" xmlns:w10="urn:schemas-microsoft-com:office:word" xmlns:w="http://schemas.openxmlformats.org/wordprocessingml/2006/main" xmlns:w14="http://schemas.microsoft.com/office/word/2010/wordml" xmlns:w15="http://schemas.microsoft.com/office/word/2012/wordml" xmlns:w16cei="http://schemas.microsoft.com/office/word/2026/wordml/cei" xmlns:w16cex="http://schemas.microsoft.com/office/word/2018/wordml/cex" xmlns:w16cid="http://schemas.microsoft.com/office/word/2016/wordml/cid" xmlns:w16="http://schemas.microsoft.com/office/word/2018/wordml" xmlns:w16du="http://schemas.microsoft.com/office/word/2023/wordml/word16du" xmlns:w16sdtdh="http://schemas.microsoft.com/office/word/2020/wordml/sdtdatahash" xmlns:w16sdtfl="http://schemas.microsoft.com/office/word/2024/wordml/sdtformatlock" xmlns:w16se="http://schemas.microsoft.com/office/word/2015/wordml/symex" xmlns:wpg="http://schemas.microsoft.com/office/word/2010/wordprocessingGroup" xmlns:wpi="http://schemas.microsoft.com/office/word/2010/wordprocessingInk" xmlns:wne="http://schemas.microsoft.com/office/word/2006/wordml" xmlns:wps="http://schemas.microsoft.com/office/word/2010/wordprocessingShape" mc:Ignorable="w14 w15 w16se w16cid w16 w16cex w16sdtdh w16sdtfl w16du wp14">
+  <w:endnote w:type="separator" w:id="-1">
+    <w:p>
+      <w:pPr>
+        <w:spacing w:after="0" w:line="240" w:lineRule="auto"/>
+      </w:pPr>
+      <w:r>
+        <w:separator/>
+      </w:r>
+    </w:p>
+  </w:endnote>
+  <w:endnote w:type="continuationSeparator" w:id="0">
+    <w:p>
+      <w:pPr>
+        <w:spacing w:after="0" w:line="240" w:lineRule="auto"/>
+      </w:pPr>
+      <w:r>
+        <w:continuationSeparator/>
+      </w:r>
+    </w:p>
+  </w:endnote>
+</w:endnotes>
+</file>
+
+<file path=word/footnotes.xml><?xml version="1.0" encoding="utf-8"?>
+<w:footnotes xmlns:wpc="http://schemas.microsoft.com/office/word/2010/wordprocessingCanvas" xmlns:cx="http://schemas.microsoft.com/office/drawing/2014/chartex" xmlns:cx1="http://schemas.microsoft.com/office/drawing/2015/9/8/chartex" xmlns:cx2="http://schemas.microsoft.com/office/drawing/2015/10/21/chartex" xmlns:cx3="http://schemas.microsoft.com/office/drawing/2016/5/9/chartex" xmlns:cx4="http://schemas.microsoft.com/office/drawing/2016/5/10/chartex" xmlns:cx5="http://schemas.microsoft.com/office/drawing/2016/5/11/chartex" xmlns:cx6="http://schemas.microsoft.com/office/drawing/2016/5/12/chartex" xmlns:cx7="http://schemas.microsoft.com/office/drawing/2016/5/13/chartex" xmlns:cx8="http://schemas.microsoft.com/office/drawing/2016/5/14/chartex" xmlns:mc="http://schemas.openxmlformats.org/markup-compatibility/2006" xmlns:aink="http://schemas.microsoft.com/office/drawing/2016/ink" xmlns:am3d="http://schemas.microsoft.com/office/drawing/2017/model3d" xmlns:o="urn:schemas-microsoft-com:office:office" xmlns:oel="http://schemas.microsoft.com/office/2019/extlst" xmlns:r="http://schemas.openxmlformats.org/officeDocument/2006/relationships" xmlns:m="http://schemas.openxmlformats.org/officeDocument/2006/math" xmlns:v="urn:schemas-microsoft-com:vml" xmlns:wp14="http://schemas.microsoft.com/office/word/2010/wordprocessingDrawing" xmlns:wp="http://schemas.openxmlformats.org/drawingml/2006/wordprocessingDrawing" xmlns:w10="urn:schemas-microsoft-com:office:word" xmlns:w="http://schemas.openxmlformats.org/wordprocessingml/2006/main" xmlns:w14="http://schemas.microsoft.com/office/word/2010/wordml" xmlns:w15="http://schemas.microsoft.com/office/word/2012/wordml" xmlns:w16cei="http://schemas.microsoft.com/office/word/2026/wordml/cei" xmlns:w16cex="http://schemas.microsoft.com/office/word/2018/wordml/cex" xmlns:w16cid="http://schemas.microsoft.com/office/word/2016/wordml/cid" xmlns:w16="http://schemas.microsoft.com/office/word/2018/wordml" xmlns:w16du="http://schemas.microsoft.com/office/word/2023/wordml/word16du" xmlns:w16sdtdh="http://schemas.microsoft.com/office/word/2020/wordml/sdtdatahash" xmlns:w16sdtfl="http://schemas.microsoft.com/office/word/2024/wordml/sdtformatlock" xmlns:w16se="http://schemas.microsoft.com/office/word/2015/wordml/symex" xmlns:wpg="http://schemas.microsoft.com/office/word/2010/wordprocessingGroup" xmlns:wpi="http://schemas.microsoft.com/office/word/2010/wordprocessingInk" xmlns:wne="http://schemas.microsoft.com/office/word/2006/wordml" xmlns:wps="http://schemas.microsoft.com/office/word/2010/wordprocessingShape" mc:Ignorable="w14 w15 w16se w16cid w16 w16cex w16sdtdh w16sdtfl w16du wp14">
+  <w:footnote w:type="separator" w:id="-1">
+    <w:p>
+      <w:pPr>
+        <w:spacing w:after="0" w:line="240" w:lineRule="auto"/>
+      </w:pPr>
+      <w:r>
+        <w:separator/>
+      </w:r>
+    </w:p>
+  </w:footnote>
+  <w:footnote w:type="continuationSeparator" w:id="0">
+    <w:p>
+      <w:pPr>
+        <w:spacing w:after="0" w:line="240" w:lineRule="auto"/>
+      </w:pPr>
+      <w:r>
+        <w:continuationSeparator/>
+      </w:r>
+    </w:p>
+  </w:footnote>
+</w:footnotes>
+</file>
+
 <file path=word/numbering.xml><?xml version="1.0" encoding="utf-8"?>
-<w:numbering xmlns:wpc="http://schemas.microsoft.com/office/word/2010/wordprocessingCanvas" xmlns:cx="http://schemas.microsoft.com/office/drawing/2014/chartex" xmlns:cx1="http://schemas.microsoft.com/office/drawing/2015/9/8/chartex" xmlns:cx2="http://schemas.microsoft.com/office/drawing/2015/10/21/chartex" xmlns:cx3="http://schemas.microsoft.com/office/drawing/2016/5/9/chartex" xmlns:cx4="http://schemas.microsoft.com/office/drawing/2016/5/10/chartex" xmlns:cx5="http://schemas.microsoft.com/office/drawing/2016/5/11/chartex" xmlns:cx6="http://schemas.microsoft.com/office/drawing/2016/5/12/chartex" xmlns:cx7="http://schemas.microsoft.com/office/drawing/2016/5/13/chartex" xmlns:cx8="http://schemas.microsoft.com/office/drawing/2016/5/14/chartex" xmlns:mc="http://schemas.openxmlformats.org/markup-compatibility/2006" xmlns:aink="http://schemas.microsoft.com/office/drawing/2016/ink" xmlns:am3d="http://schemas.microsoft.com/office/drawing/2017/model3d" xmlns:o="urn:schemas-microsoft-com:office:office" xmlns:r="http://schemas.openxmlformats.org/officeDocument/2006/relationships" xmlns:m="http://schemas.openxmlformats.org/officeDocument/2006/math" xmlns:v="urn:schemas-microsoft-com:vml" xmlns:wp14="http://schemas.microsoft.com/office/word/2010/wordprocessingDrawing" xmlns:wp="http://schemas.openxmlformats.org/drawingml/2006/wordprocessingDrawing" xmlns:w10="urn:schemas-microsoft-com:office:word" xmlns:w="http://schemas.openxmlformats.org/wordprocessingml/2006/main" xmlns:w14="http://schemas.microsoft.com/office/word/2010/wordml" xmlns:w15="http://schemas.microsoft.com/office/word/2012/wordml" xmlns:w16cid="http://schemas.microsoft.com/office/word/2016/wordml/cid" xmlns:w16se="http://schemas.microsoft.com/office/word/2015/wordml/symex" xmlns:wpg="http://schemas.microsoft.com/office/word/2010/wordprocessingGroup" xmlns:wpi="http://schemas.microsoft.com/office/word/2010/wordprocessingInk" xmlns:wne="http://schemas.microsoft.com/office/word/2006/wordml" xmlns:wps="http://schemas.microsoft.com/office/word/2010/wordprocessingShape" mc:Ignorable="w14 w15 w16se w16cid wp14">
+<w:numbering xmlns:wpc="http://schemas.microsoft.com/office/word/2010/wordprocessingCanvas" xmlns:cx="http://schemas.microsoft.com/office/drawing/2014/chartex" xmlns:cx1="http://schemas.microsoft.com/office/drawing/2015/9/8/chartex" xmlns:cx2="http://schemas.microsoft.com/office/drawing/2015/10/21/chartex" xmlns:cx3="http://schemas.microsoft.com/office/drawing/2016/5/9/chartex" xmlns:cx4="http://schemas.microsoft.com/office/drawing/2016/5/10/chartex" xmlns:cx5="http://schemas.microsoft.com/office/drawing/2016/5/11/chartex" xmlns:cx6="http://schemas.microsoft.com/office/drawing/2016/5/12/chartex" xmlns:cx7="http://schemas.microsoft.com/office/drawing/2016/5/13/chartex" xmlns:cx8="http://schemas.microsoft.com/office/drawing/2016/5/14/chartex" xmlns:mc="http://schemas.openxmlformats.org/markup-compatibility/2006" xmlns:aink="http://schemas.microsoft.com/office/drawing/2016/ink" xmlns:am3d="http://schemas.microsoft.com/office/drawing/2017/model3d" xmlns:o="urn:schemas-microsoft-com:office:office" xmlns:oel="http://schemas.microsoft.com/office/2019/extlst" xmlns:r="http://schemas.openxmlformats.org/officeDocument/2006/relationships" xmlns:m="http://schemas.openxmlformats.org/officeDocument/2006/math" xmlns:v="urn:schemas-microsoft-com:vml" xmlns:wp14="http://schemas.microsoft.com/office/word/2010/wordprocessingDrawing" xmlns:wp="http://schemas.openxmlformats.org/drawingml/2006/wordprocessingDrawing" xmlns:w10="urn:schemas-microsoft-com:office:word" xmlns:w="http://schemas.openxmlformats.org/wordprocessingml/2006/main" xmlns:w14="http://schemas.microsoft.com/office/word/2010/wordml" xmlns:w15="http://schemas.microsoft.com/office/word/2012/wordml" xmlns:w16cei="http://schemas.microsoft.com/office/word/2026/wordml/cei" xmlns:w16cex="http://schemas.microsoft.com/office/word/2018/wordml/cex" xmlns:w16cid="http://schemas.microsoft.com/office/word/2016/wordml/cid" xmlns:w16="http://schemas.microsoft.com/office/word/2018/wordml" xmlns:w16du="http://schemas.microsoft.com/office/word/2023/wordml/word16du" xmlns:w16sdtdh="http://schemas.microsoft.com/office/word/2020/wordml/sdtdatahash" xmlns:w16sdtfl="http://schemas.microsoft.com/office/word/2024/wordml/sdtformatlock" xmlns:w16se="http://schemas.microsoft.com/office/word/2015/wordml/symex" xmlns:wpg="http://schemas.microsoft.com/office/word/2010/wordprocessingGroup" xmlns:wpi="http://schemas.microsoft.com/office/word/2010/wordprocessingInk" xmlns:wne="http://schemas.microsoft.com/office/word/2006/wordml" xmlns:wps="http://schemas.microsoft.com/office/word/2010/wordprocessingShape" mc:Ignorable="w14 w15 w16se w16cid w16 w16cex w16sdtdh w16sdtfl w16du wp14">
   <w:abstractNum w:abstractNumId="0" w15:restartNumberingAfterBreak="0">
     <w:nsid w:val="FFFFFF7C"/>
     <w:multiLevelType w:val="singleLevel"/>
@@ -2520,119 +2738,6 @@
     </w:lvl>
   </w:abstractNum>
   <w:abstractNum w:abstractNumId="9" w15:restartNumberingAfterBreak="0">
-    <w:nsid w:val="029F319C"/>
-    <w:multiLevelType w:val="hybridMultilevel"/>
-    <w:tmpl w:val="F8AA1C34"/>
-    <w:lvl w:ilvl="0" w:tplc="04090001">
-      <w:start w:val="1"/>
-      <w:numFmt w:val="bullet"/>
-      <w:lvlText w:val=""/>
-      <w:lvlJc w:val="left"/>
-      <w:pPr>
-        <w:ind w:left="420" w:hanging="420"/>
-      </w:pPr>
-      <w:rPr>
-        <w:rFonts w:ascii="Wingdings" w:hAnsi="Wingdings" w:hint="default"/>
-      </w:rPr>
-    </w:lvl>
-    <w:lvl w:ilvl="1" w:tplc="04090003" w:tentative="1">
-      <w:start w:val="1"/>
-      <w:numFmt w:val="bullet"/>
-      <w:lvlText w:val=""/>
-      <w:lvlJc w:val="left"/>
-      <w:pPr>
-        <w:ind w:left="840" w:hanging="420"/>
-      </w:pPr>
-      <w:rPr>
-        <w:rFonts w:ascii="Wingdings" w:hAnsi="Wingdings" w:hint="default"/>
-      </w:rPr>
-    </w:lvl>
-    <w:lvl w:ilvl="2" w:tplc="04090005" w:tentative="1">
-      <w:start w:val="1"/>
-      <w:numFmt w:val="bullet"/>
-      <w:lvlText w:val=""/>
-      <w:lvlJc w:val="left"/>
-      <w:pPr>
-        <w:ind w:left="1260" w:hanging="420"/>
-      </w:pPr>
-      <w:rPr>
-        <w:rFonts w:ascii="Wingdings" w:hAnsi="Wingdings" w:hint="default"/>
-      </w:rPr>
-    </w:lvl>
-    <w:lvl w:ilvl="3" w:tplc="04090001" w:tentative="1">
-      <w:start w:val="1"/>
-      <w:numFmt w:val="bullet"/>
-      <w:lvlText w:val=""/>
-      <w:lvlJc w:val="left"/>
-      <w:pPr>
-        <w:ind w:left="1680" w:hanging="420"/>
-      </w:pPr>
-      <w:rPr>
-        <w:rFonts w:ascii="Wingdings" w:hAnsi="Wingdings" w:hint="default"/>
-      </w:rPr>
-    </w:lvl>
-    <w:lvl w:ilvl="4" w:tplc="04090003" w:tentative="1">
-      <w:start w:val="1"/>
-      <w:numFmt w:val="bullet"/>
-      <w:lvlText w:val=""/>
-      <w:lvlJc w:val="left"/>
-      <w:pPr>
-        <w:ind w:left="2100" w:hanging="420"/>
-      </w:pPr>
-      <w:rPr>
-        <w:rFonts w:ascii="Wingdings" w:hAnsi="Wingdings" w:hint="default"/>
-      </w:rPr>
-    </w:lvl>
-    <w:lvl w:ilvl="5" w:tplc="04090005" w:tentative="1">
-      <w:start w:val="1"/>
-      <w:numFmt w:val="bullet"/>
-      <w:lvlText w:val=""/>
-      <w:lvlJc w:val="left"/>
-      <w:pPr>
-        <w:ind w:left="2520" w:hanging="420"/>
-      </w:pPr>
-      <w:rPr>
-        <w:rFonts w:ascii="Wingdings" w:hAnsi="Wingdings" w:hint="default"/>
-      </w:rPr>
-    </w:lvl>
-    <w:lvl w:ilvl="6" w:tplc="04090001" w:tentative="1">
-      <w:start w:val="1"/>
-      <w:numFmt w:val="bullet"/>
-      <w:lvlText w:val=""/>
-      <w:lvlJc w:val="left"/>
-      <w:pPr>
-        <w:ind w:left="2940" w:hanging="420"/>
-      </w:pPr>
-      <w:rPr>
-        <w:rFonts w:ascii="Wingdings" w:hAnsi="Wingdings" w:hint="default"/>
-      </w:rPr>
-    </w:lvl>
-    <w:lvl w:ilvl="7" w:tplc="04090003" w:tentative="1">
-      <w:start w:val="1"/>
-      <w:numFmt w:val="bullet"/>
-      <w:lvlText w:val=""/>
-      <w:lvlJc w:val="left"/>
-      <w:pPr>
-        <w:ind w:left="3360" w:hanging="420"/>
-      </w:pPr>
-      <w:rPr>
-        <w:rFonts w:ascii="Wingdings" w:hAnsi="Wingdings" w:hint="default"/>
-      </w:rPr>
-    </w:lvl>
-    <w:lvl w:ilvl="8" w:tplc="04090005" w:tentative="1">
-      <w:start w:val="1"/>
-      <w:numFmt w:val="bullet"/>
-      <w:lvlText w:val=""/>
-      <w:lvlJc w:val="left"/>
-      <w:pPr>
-        <w:ind w:left="3780" w:hanging="420"/>
-      </w:pPr>
-      <w:rPr>
-        <w:rFonts w:ascii="Wingdings" w:hAnsi="Wingdings" w:hint="default"/>
-      </w:rPr>
-    </w:lvl>
-  </w:abstractNum>
-  <w:abstractNum w:abstractNumId="10" w15:restartNumberingAfterBreak="0">
     <w:nsid w:val="0E7C5F49"/>
     <w:multiLevelType w:val="hybridMultilevel"/>
     <w:tmpl w:val="951CF586"/>
@@ -2716,6 +2821,155 @@
       <w:pPr>
         <w:ind w:left="3780" w:hanging="420"/>
       </w:pPr>
+    </w:lvl>
+  </w:abstractNum>
+  <w:abstractNum w:abstractNumId="10" w15:restartNumberingAfterBreak="0">
+    <w:nsid w:val="223A515A"/>
+    <w:multiLevelType w:val="multilevel"/>
+    <w:tmpl w:val="4606B364"/>
+    <w:lvl w:ilvl="0">
+      <w:start w:val="1"/>
+      <w:numFmt w:val="bullet"/>
+      <w:lvlText w:val=""/>
+      <w:lvlJc w:val="left"/>
+      <w:pPr>
+        <w:tabs>
+          <w:tab w:val="num" w:pos="720"/>
+        </w:tabs>
+        <w:ind w:left="720" w:hanging="360"/>
+      </w:pPr>
+      <w:rPr>
+        <w:rFonts w:ascii="Symbol" w:hAnsi="Symbol" w:hint="default"/>
+        <w:sz w:val="20"/>
+      </w:rPr>
+    </w:lvl>
+    <w:lvl w:ilvl="1" w:tentative="1">
+      <w:start w:val="1"/>
+      <w:numFmt w:val="bullet"/>
+      <w:lvlText w:val="o"/>
+      <w:lvlJc w:val="left"/>
+      <w:pPr>
+        <w:tabs>
+          <w:tab w:val="num" w:pos="1440"/>
+        </w:tabs>
+        <w:ind w:left="1440" w:hanging="360"/>
+      </w:pPr>
+      <w:rPr>
+        <w:rFonts w:ascii="Courier New" w:hAnsi="Courier New" w:hint="default"/>
+        <w:sz w:val="20"/>
+      </w:rPr>
+    </w:lvl>
+    <w:lvl w:ilvl="2" w:tentative="1">
+      <w:start w:val="1"/>
+      <w:numFmt w:val="bullet"/>
+      <w:lvlText w:val=""/>
+      <w:lvlJc w:val="left"/>
+      <w:pPr>
+        <w:tabs>
+          <w:tab w:val="num" w:pos="2160"/>
+        </w:tabs>
+        <w:ind w:left="2160" w:hanging="360"/>
+      </w:pPr>
+      <w:rPr>
+        <w:rFonts w:ascii="Wingdings" w:hAnsi="Wingdings" w:hint="default"/>
+        <w:sz w:val="20"/>
+      </w:rPr>
+    </w:lvl>
+    <w:lvl w:ilvl="3" w:tentative="1">
+      <w:start w:val="1"/>
+      <w:numFmt w:val="bullet"/>
+      <w:lvlText w:val=""/>
+      <w:lvlJc w:val="left"/>
+      <w:pPr>
+        <w:tabs>
+          <w:tab w:val="num" w:pos="2880"/>
+        </w:tabs>
+        <w:ind w:left="2880" w:hanging="360"/>
+      </w:pPr>
+      <w:rPr>
+        <w:rFonts w:ascii="Wingdings" w:hAnsi="Wingdings" w:hint="default"/>
+        <w:sz w:val="20"/>
+      </w:rPr>
+    </w:lvl>
+    <w:lvl w:ilvl="4" w:tentative="1">
+      <w:start w:val="1"/>
+      <w:numFmt w:val="bullet"/>
+      <w:lvlText w:val=""/>
+      <w:lvlJc w:val="left"/>
+      <w:pPr>
+        <w:tabs>
+          <w:tab w:val="num" w:pos="3600"/>
+        </w:tabs>
+        <w:ind w:left="3600" w:hanging="360"/>
+      </w:pPr>
+      <w:rPr>
+        <w:rFonts w:ascii="Wingdings" w:hAnsi="Wingdings" w:hint="default"/>
+        <w:sz w:val="20"/>
+      </w:rPr>
+    </w:lvl>
+    <w:lvl w:ilvl="5" w:tentative="1">
+      <w:start w:val="1"/>
+      <w:numFmt w:val="bullet"/>
+      <w:lvlText w:val=""/>
+      <w:lvlJc w:val="left"/>
+      <w:pPr>
+        <w:tabs>
+          <w:tab w:val="num" w:pos="4320"/>
+        </w:tabs>
+        <w:ind w:left="4320" w:hanging="360"/>
+      </w:pPr>
+      <w:rPr>
+        <w:rFonts w:ascii="Wingdings" w:hAnsi="Wingdings" w:hint="default"/>
+        <w:sz w:val="20"/>
+      </w:rPr>
+    </w:lvl>
+    <w:lvl w:ilvl="6" w:tentative="1">
+      <w:start w:val="1"/>
+      <w:numFmt w:val="bullet"/>
+      <w:lvlText w:val=""/>
+      <w:lvlJc w:val="left"/>
+      <w:pPr>
+        <w:tabs>
+          <w:tab w:val="num" w:pos="5040"/>
+        </w:tabs>
+        <w:ind w:left="5040" w:hanging="360"/>
+      </w:pPr>
+      <w:rPr>
+        <w:rFonts w:ascii="Wingdings" w:hAnsi="Wingdings" w:hint="default"/>
+        <w:sz w:val="20"/>
+      </w:rPr>
+    </w:lvl>
+    <w:lvl w:ilvl="7" w:tentative="1">
+      <w:start w:val="1"/>
+      <w:numFmt w:val="bullet"/>
+      <w:lvlText w:val=""/>
+      <w:lvlJc w:val="left"/>
+      <w:pPr>
+        <w:tabs>
+          <w:tab w:val="num" w:pos="5760"/>
+        </w:tabs>
+        <w:ind w:left="5760" w:hanging="360"/>
+      </w:pPr>
+      <w:rPr>
+        <w:rFonts w:ascii="Wingdings" w:hAnsi="Wingdings" w:hint="default"/>
+        <w:sz w:val="20"/>
+      </w:rPr>
+    </w:lvl>
+    <w:lvl w:ilvl="8" w:tentative="1">
+      <w:start w:val="1"/>
+      <w:numFmt w:val="bullet"/>
+      <w:lvlText w:val=""/>
+      <w:lvlJc w:val="left"/>
+      <w:pPr>
+        <w:tabs>
+          <w:tab w:val="num" w:pos="6480"/>
+        </w:tabs>
+        <w:ind w:left="6480" w:hanging="360"/>
+      </w:pPr>
+      <w:rPr>
+        <w:rFonts w:ascii="Wingdings" w:hAnsi="Wingdings" w:hint="default"/>
+        <w:sz w:val="20"/>
+      </w:rPr>
     </w:lvl>
   </w:abstractNum>
   <w:abstractNum w:abstractNumId="11" w15:restartNumberingAfterBreak="0">
@@ -2867,80 +3121,226 @@
       </w:rPr>
     </w:lvl>
   </w:abstractNum>
-  <w:num w:numId="1">
+  <w:abstractNum w:abstractNumId="12" w15:restartNumberingAfterBreak="0">
+    <w:nsid w:val="6FE623D9"/>
+    <w:multiLevelType w:val="multilevel"/>
+    <w:tmpl w:val="0C427E02"/>
+    <w:lvl w:ilvl="0">
+      <w:start w:val="1"/>
+      <w:numFmt w:val="bullet"/>
+      <w:lvlText w:val=""/>
+      <w:lvlJc w:val="left"/>
+      <w:pPr>
+        <w:tabs>
+          <w:tab w:val="num" w:pos="720"/>
+        </w:tabs>
+        <w:ind w:left="720" w:hanging="360"/>
+      </w:pPr>
+      <w:rPr>
+        <w:rFonts w:ascii="Symbol" w:hAnsi="Symbol" w:hint="default"/>
+        <w:sz w:val="20"/>
+      </w:rPr>
+    </w:lvl>
+    <w:lvl w:ilvl="1" w:tentative="1">
+      <w:start w:val="1"/>
+      <w:numFmt w:val="bullet"/>
+      <w:lvlText w:val="o"/>
+      <w:lvlJc w:val="left"/>
+      <w:pPr>
+        <w:tabs>
+          <w:tab w:val="num" w:pos="1440"/>
+        </w:tabs>
+        <w:ind w:left="1440" w:hanging="360"/>
+      </w:pPr>
+      <w:rPr>
+        <w:rFonts w:ascii="Courier New" w:hAnsi="Courier New" w:hint="default"/>
+        <w:sz w:val="20"/>
+      </w:rPr>
+    </w:lvl>
+    <w:lvl w:ilvl="2" w:tentative="1">
+      <w:start w:val="1"/>
+      <w:numFmt w:val="bullet"/>
+      <w:lvlText w:val=""/>
+      <w:lvlJc w:val="left"/>
+      <w:pPr>
+        <w:tabs>
+          <w:tab w:val="num" w:pos="2160"/>
+        </w:tabs>
+        <w:ind w:left="2160" w:hanging="360"/>
+      </w:pPr>
+      <w:rPr>
+        <w:rFonts w:ascii="Wingdings" w:hAnsi="Wingdings" w:hint="default"/>
+        <w:sz w:val="20"/>
+      </w:rPr>
+    </w:lvl>
+    <w:lvl w:ilvl="3" w:tentative="1">
+      <w:start w:val="1"/>
+      <w:numFmt w:val="bullet"/>
+      <w:lvlText w:val=""/>
+      <w:lvlJc w:val="left"/>
+      <w:pPr>
+        <w:tabs>
+          <w:tab w:val="num" w:pos="2880"/>
+        </w:tabs>
+        <w:ind w:left="2880" w:hanging="360"/>
+      </w:pPr>
+      <w:rPr>
+        <w:rFonts w:ascii="Wingdings" w:hAnsi="Wingdings" w:hint="default"/>
+        <w:sz w:val="20"/>
+      </w:rPr>
+    </w:lvl>
+    <w:lvl w:ilvl="4" w:tentative="1">
+      <w:start w:val="1"/>
+      <w:numFmt w:val="bullet"/>
+      <w:lvlText w:val=""/>
+      <w:lvlJc w:val="left"/>
+      <w:pPr>
+        <w:tabs>
+          <w:tab w:val="num" w:pos="3600"/>
+        </w:tabs>
+        <w:ind w:left="3600" w:hanging="360"/>
+      </w:pPr>
+      <w:rPr>
+        <w:rFonts w:ascii="Wingdings" w:hAnsi="Wingdings" w:hint="default"/>
+        <w:sz w:val="20"/>
+      </w:rPr>
+    </w:lvl>
+    <w:lvl w:ilvl="5" w:tentative="1">
+      <w:start w:val="1"/>
+      <w:numFmt w:val="bullet"/>
+      <w:lvlText w:val=""/>
+      <w:lvlJc w:val="left"/>
+      <w:pPr>
+        <w:tabs>
+          <w:tab w:val="num" w:pos="4320"/>
+        </w:tabs>
+        <w:ind w:left="4320" w:hanging="360"/>
+      </w:pPr>
+      <w:rPr>
+        <w:rFonts w:ascii="Wingdings" w:hAnsi="Wingdings" w:hint="default"/>
+        <w:sz w:val="20"/>
+      </w:rPr>
+    </w:lvl>
+    <w:lvl w:ilvl="6" w:tentative="1">
+      <w:start w:val="1"/>
+      <w:numFmt w:val="bullet"/>
+      <w:lvlText w:val=""/>
+      <w:lvlJc w:val="left"/>
+      <w:pPr>
+        <w:tabs>
+          <w:tab w:val="num" w:pos="5040"/>
+        </w:tabs>
+        <w:ind w:left="5040" w:hanging="360"/>
+      </w:pPr>
+      <w:rPr>
+        <w:rFonts w:ascii="Wingdings" w:hAnsi="Wingdings" w:hint="default"/>
+        <w:sz w:val="20"/>
+      </w:rPr>
+    </w:lvl>
+    <w:lvl w:ilvl="7" w:tentative="1">
+      <w:start w:val="1"/>
+      <w:numFmt w:val="bullet"/>
+      <w:lvlText w:val=""/>
+      <w:lvlJc w:val="left"/>
+      <w:pPr>
+        <w:tabs>
+          <w:tab w:val="num" w:pos="5760"/>
+        </w:tabs>
+        <w:ind w:left="5760" w:hanging="360"/>
+      </w:pPr>
+      <w:rPr>
+        <w:rFonts w:ascii="Wingdings" w:hAnsi="Wingdings" w:hint="default"/>
+        <w:sz w:val="20"/>
+      </w:rPr>
+    </w:lvl>
+    <w:lvl w:ilvl="8" w:tentative="1">
+      <w:start w:val="1"/>
+      <w:numFmt w:val="bullet"/>
+      <w:lvlText w:val=""/>
+      <w:lvlJc w:val="left"/>
+      <w:pPr>
+        <w:tabs>
+          <w:tab w:val="num" w:pos="6480"/>
+        </w:tabs>
+        <w:ind w:left="6480" w:hanging="360"/>
+      </w:pPr>
+      <w:rPr>
+        <w:rFonts w:ascii="Wingdings" w:hAnsi="Wingdings" w:hint="default"/>
+        <w:sz w:val="20"/>
+      </w:rPr>
+    </w:lvl>
+  </w:abstractNum>
+  <w:num w:numId="1" w16cid:durableId="1070033646">
     <w:abstractNumId w:val="8"/>
   </w:num>
-  <w:num w:numId="2">
+  <w:num w:numId="2" w16cid:durableId="27026837">
     <w:abstractNumId w:val="6"/>
   </w:num>
-  <w:num w:numId="3">
+  <w:num w:numId="3" w16cid:durableId="1332181302">
     <w:abstractNumId w:val="5"/>
   </w:num>
-  <w:num w:numId="4">
+  <w:num w:numId="4" w16cid:durableId="1826817063">
     <w:abstractNumId w:val="4"/>
   </w:num>
-  <w:num w:numId="5">
+  <w:num w:numId="5" w16cid:durableId="1757826844">
     <w:abstractNumId w:val="7"/>
   </w:num>
-  <w:num w:numId="6">
+  <w:num w:numId="6" w16cid:durableId="2052337194">
     <w:abstractNumId w:val="3"/>
   </w:num>
-  <w:num w:numId="7">
+  <w:num w:numId="7" w16cid:durableId="380133738">
     <w:abstractNumId w:val="2"/>
   </w:num>
-  <w:num w:numId="8">
+  <w:num w:numId="8" w16cid:durableId="1940719079">
     <w:abstractNumId w:val="1"/>
   </w:num>
-  <w:num w:numId="9">
+  <w:num w:numId="9" w16cid:durableId="745802457">
     <w:abstractNumId w:val="0"/>
   </w:num>
-  <w:num w:numId="10">
+  <w:num w:numId="10" w16cid:durableId="1854372885">
     <w:abstractNumId w:val="8"/>
   </w:num>
-  <w:num w:numId="11">
+  <w:num w:numId="11" w16cid:durableId="920061539">
     <w:abstractNumId w:val="8"/>
   </w:num>
-  <w:num w:numId="12">
+  <w:num w:numId="12" w16cid:durableId="1795980561">
     <w:abstractNumId w:val="11"/>
   </w:num>
-  <w:num w:numId="13">
+  <w:num w:numId="13" w16cid:durableId="109521361">
     <w:abstractNumId w:val="8"/>
   </w:num>
-  <w:num w:numId="14">
+  <w:num w:numId="14" w16cid:durableId="4484551">
     <w:abstractNumId w:val="8"/>
   </w:num>
-  <w:num w:numId="15">
+  <w:num w:numId="15" w16cid:durableId="920875158">
     <w:abstractNumId w:val="8"/>
   </w:num>
-  <w:num w:numId="16">
+  <w:num w:numId="16" w16cid:durableId="1238977868">
     <w:abstractNumId w:val="8"/>
   </w:num>
-  <w:num w:numId="17">
+  <w:num w:numId="17" w16cid:durableId="607856597">
     <w:abstractNumId w:val="8"/>
   </w:num>
-  <w:num w:numId="18">
+  <w:num w:numId="18" w16cid:durableId="219635023">
+    <w:abstractNumId w:val="9"/>
+  </w:num>
+  <w:num w:numId="19" w16cid:durableId="1268003237">
+    <w:abstractNumId w:val="12"/>
+  </w:num>
+  <w:num w:numId="20" w16cid:durableId="1909922088">
+    <w:abstractNumId w:val="8"/>
+  </w:num>
+  <w:num w:numId="21" w16cid:durableId="1560478604">
     <w:abstractNumId w:val="10"/>
   </w:num>
-  <w:num w:numId="19">
-    <w:abstractNumId w:val="9"/>
-  </w:num>
-  <w:num w:numId="20">
-    <w:abstractNumId w:val="8"/>
-  </w:num>
-  <w:num w:numId="21">
-    <w:abstractNumId w:val="8"/>
-  </w:num>
-  <w:num w:numId="22">
-    <w:abstractNumId w:val="8"/>
-  </w:num>
-  <w:num w:numId="23">
+  <w:num w:numId="22" w16cid:durableId="1500658307">
     <w:abstractNumId w:val="8"/>
   </w:num>
 </w:numbering>
 </file>
 
 <file path=word/styles.xml><?xml version="1.0" encoding="utf-8"?>
-<w:styles xmlns:mc="http://schemas.openxmlformats.org/markup-compatibility/2006" xmlns:r="http://schemas.openxmlformats.org/officeDocument/2006/relationships" xmlns:w="http://schemas.openxmlformats.org/wordprocessingml/2006/main" xmlns:w14="http://schemas.microsoft.com/office/word/2010/wordml" xmlns:w15="http://schemas.microsoft.com/office/word/2012/wordml" xmlns:w16cid="http://schemas.microsoft.com/office/word/2016/wordml/cid" xmlns:w16se="http://schemas.microsoft.com/office/word/2015/wordml/symex" mc:Ignorable="w14 w15 w16se w16cid">
+<w:styles xmlns:mc="http://schemas.openxmlformats.org/markup-compatibility/2006" xmlns:r="http://schemas.openxmlformats.org/officeDocument/2006/relationships" xmlns:w="http://schemas.openxmlformats.org/wordprocessingml/2006/main" xmlns:w14="http://schemas.microsoft.com/office/word/2010/wordml" xmlns:w15="http://schemas.microsoft.com/office/word/2012/wordml" xmlns:w16cex="http://schemas.microsoft.com/office/word/2018/wordml/cex" xmlns:w16cid="http://schemas.microsoft.com/office/word/2016/wordml/cid" xmlns:w16="http://schemas.microsoft.com/office/word/2018/wordml" xmlns:w16du="http://schemas.microsoft.com/office/word/2023/wordml/word16du" xmlns:w16sdtdh="http://schemas.microsoft.com/office/word/2020/wordml/sdtdatahash" xmlns:w16sdtfl="http://schemas.microsoft.com/office/word/2024/wordml/sdtformatlock" xmlns:w16se="http://schemas.microsoft.com/office/word/2015/wordml/symex" mc:Ignorable="w14 w15 w16se w16cid w16 w16cex w16sdtdh w16sdtfl w16du">
   <w:docDefaults>
     <w:rPrDefault>
       <w:rPr>
@@ -2956,7 +3356,7 @@
       </w:pPr>
     </w:pPrDefault>
   </w:docDefaults>
-  <w:latentStyles w:defLockedState="0" w:defUIPriority="99" w:defSemiHidden="0" w:defUnhideWhenUsed="0" w:defQFormat="0" w:count="375">
+  <w:latentStyles w:defLockedState="0" w:defUIPriority="99" w:defSemiHidden="0" w:defUnhideWhenUsed="0" w:defQFormat="0" w:count="376">
     <w:lsdException w:name="Normal" w:uiPriority="0" w:qFormat="1"/>
     <w:lsdException w:name="heading 1" w:uiPriority="9" w:qFormat="1"/>
     <w:lsdException w:name="heading 2" w:semiHidden="1" w:uiPriority="9" w:unhideWhenUsed="1" w:qFormat="1"/>
@@ -3323,6 +3723,7 @@
     <w:lsdException w:name="Smart Hyperlink" w:semiHidden="1" w:unhideWhenUsed="1"/>
     <w:lsdException w:name="Hashtag" w:semiHidden="1" w:unhideWhenUsed="1"/>
     <w:lsdException w:name="Unresolved Mention" w:semiHidden="1" w:unhideWhenUsed="1"/>
+    <w:lsdException w:name="Smart Link" w:semiHidden="1" w:unhideWhenUsed="1"/>
   </w:latentStyles>
   <w:style w:type="paragraph" w:default="1" w:styleId="a1">
     <w:name w:val="Normal"/>
@@ -3544,7 +3945,6 @@
   <w:style w:type="character" w:default="1" w:styleId="a2">
     <w:name w:val="Default Paragraph Font"/>
     <w:uiPriority w:val="1"/>
-    <w:semiHidden/>
     <w:unhideWhenUsed/>
   </w:style>
   <w:style w:type="table" w:default="1" w:styleId="a3">
@@ -14686,7 +15086,7 @@
 </file>
 
 <file path=customXml/itemProps1.xml><?xml version="1.0" encoding="utf-8"?>
-<ds:datastoreItem xmlns:ds="http://schemas.openxmlformats.org/officeDocument/2006/customXml" ds:itemID="{750D4EE0-2000-4A50-838F-32CCB3AC66C5}">
+<ds:datastoreItem xmlns:ds="http://schemas.openxmlformats.org/officeDocument/2006/customXml" ds:itemID="{5705BEEE-E289-4526-9746-8BC6593C7009}">
   <ds:schemaRefs>
     <ds:schemaRef ds:uri="http://schemas.openxmlformats.org/officeDocument/2006/bibliography"/>
   </ds:schemaRefs>
